--- a/문서/전투/방어/방어 콘텐츠 기획서.docx
+++ b/문서/전투/방어/방어 콘텐츠 기획서.docx
@@ -754,7 +754,7 @@
               </mc:Choice>
               <mc:Fallback>
                 <w:pict>
-                  <v:group w14:anchorId="2993CDEA" id="그룹 2" o:spid="_x0000_s1026" style="position:absolute;left:0;text-align:left;margin-left:0;margin-top:0;width:432.65pt;height:448.55pt;z-index:-251697152;mso-width-percent:706;mso-height-percent:566;mso-left-percent:220;mso-top-percent:300;mso-position-horizontal-relative:page;mso-position-vertical-relative:page;mso-width-percent:706;mso-height-percent:566;mso-left-percent:220;mso-top-percent:300" coordsize="43291,44910" o:gfxdata="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">
+                  <v:group w14:anchorId="26F72148" id="그룹 2" o:spid="_x0000_s1026" style="position:absolute;left:0;text-align:left;margin-left:0;margin-top:0;width:432.65pt;height:448.55pt;z-index:-251697152;mso-width-percent:706;mso-height-percent:566;mso-left-percent:220;mso-top-percent:300;mso-position-horizontal-relative:page;mso-position-vertical-relative:page;mso-width-percent:706;mso-height-percent:566;mso-left-percent:220;mso-top-percent:300" coordsize="43291,44910" o:gfxdata="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">
                     <o:lock v:ext="edit" aspectratio="t"/>
                     <v:shape id="자유형 64" o:spid="_x0000_s1027" style="position:absolute;left:15017;width:28274;height:28352;visibility:visible;mso-wrap-style:square;v-text-anchor:top" coordsize="1781,1786" o:gfxdata="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" path="m4,1786l,1782,1776,r5,5l4,1786xe" filled="f" stroked="f">
                       <v:path arrowok="t" o:connecttype="custom" o:connectlocs="6350,2835275;0,2828925;2819400,0;2827338,7938;6350,2835275" o:connectangles="0,0,0,0,0"/>
@@ -1204,6 +1204,67 @@
                 <w:rFonts w:hint="eastAsia"/>
               </w:rPr>
               <w:t>기본 내용 작성</w:t>
+            </w:r>
+          </w:p>
+        </w:tc>
+        <w:tc>
+          <w:tcPr>
+            <w:tcW w:w="1410" w:type="dxa"/>
+          </w:tcPr>
+          <w:p>
+            <w:pPr>
+              <w:pStyle w:val="a4"/>
+              <w:spacing w:after="336"/>
+            </w:pPr>
+            <w:r>
+              <w:rPr>
+                <w:rFonts w:hint="eastAsia"/>
+              </w:rPr>
+              <w:t>차경환</w:t>
+            </w:r>
+          </w:p>
+        </w:tc>
+      </w:tr>
+      <w:tr>
+        <w:trPr>
+          <w:trHeight w:val="354"/>
+        </w:trPr>
+        <w:tc>
+          <w:tcPr>
+            <w:tcW w:w="1405" w:type="dxa"/>
+          </w:tcPr>
+          <w:p>
+            <w:pPr>
+              <w:pStyle w:val="a4"/>
+              <w:spacing w:after="336"/>
+              <w:rPr>
+                <w:rFonts w:hint="eastAsia"/>
+              </w:rPr>
+            </w:pPr>
+            <w:r>
+              <w:rPr>
+                <w:rFonts w:hint="eastAsia"/>
+              </w:rPr>
+              <w:t>2026.01.29</w:t>
+            </w:r>
+          </w:p>
+        </w:tc>
+        <w:tc>
+          <w:tcPr>
+            <w:tcW w:w="7635" w:type="dxa"/>
+          </w:tcPr>
+          <w:p>
+            <w:pPr>
+              <w:pStyle w:val="a4"/>
+              <w:rPr>
+                <w:rFonts w:hint="eastAsia"/>
+              </w:rPr>
+            </w:pPr>
+            <w:r>
+              <w:rPr>
+                <w:rFonts w:hint="eastAsia"/>
+              </w:rPr>
+              <w:t>방어 시퀀스 피격 판정 제거 및 복구, 상태 전환 가능 및 불가 구간 추가</w:t>
             </w:r>
           </w:p>
         </w:tc>
@@ -8467,13 +8528,422 @@
         <mc:AlternateContent>
           <mc:Choice Requires="wps">
             <w:drawing>
-              <wp:anchor distT="0" distB="0" distL="114300" distR="114300" simplePos="0" relativeHeight="251720704" behindDoc="0" locked="0" layoutInCell="1" allowOverlap="1" wp14:anchorId="0C9C8912" wp14:editId="34B75473">
+              <wp:anchor distT="0" distB="0" distL="114300" distR="114300" simplePos="0" relativeHeight="251772928" behindDoc="0" locked="0" layoutInCell="1" allowOverlap="1" wp14:anchorId="48F4F342" wp14:editId="583156A1">
+                <wp:simplePos x="0" y="0"/>
+                <wp:positionH relativeFrom="column">
+                  <wp:posOffset>6124575</wp:posOffset>
+                </wp:positionH>
+                <wp:positionV relativeFrom="paragraph">
+                  <wp:posOffset>4260215</wp:posOffset>
+                </wp:positionV>
+                <wp:extent cx="3619500" cy="304800"/>
+                <wp:effectExtent l="0" t="0" r="19050" b="19050"/>
+                <wp:wrapNone/>
+                <wp:docPr id="587508984" name="직사각형 3"/>
+                <wp:cNvGraphicFramePr/>
+                <a:graphic xmlns:a="http://schemas.openxmlformats.org/drawingml/2006/main">
+                  <a:graphicData uri="http://schemas.microsoft.com/office/word/2010/wordprocessingShape">
+                    <wps:wsp>
+                      <wps:cNvSpPr/>
+                      <wps:spPr>
+                        <a:xfrm>
+                          <a:off x="0" y="0"/>
+                          <a:ext cx="3619500" cy="304800"/>
+                        </a:xfrm>
+                        <a:prstGeom prst="rect">
+                          <a:avLst/>
+                        </a:prstGeom>
+                        <a:solidFill>
+                          <a:schemeClr val="bg1">
+                            <a:lumMod val="85000"/>
+                          </a:schemeClr>
+                        </a:solidFill>
+                        <a:ln>
+                          <a:solidFill>
+                            <a:schemeClr val="tx1"/>
+                          </a:solidFill>
+                        </a:ln>
+                      </wps:spPr>
+                      <wps:style>
+                        <a:lnRef idx="2">
+                          <a:schemeClr val="accent1">
+                            <a:shade val="15000"/>
+                          </a:schemeClr>
+                        </a:lnRef>
+                        <a:fillRef idx="1">
+                          <a:schemeClr val="accent1"/>
+                        </a:fillRef>
+                        <a:effectRef idx="0">
+                          <a:schemeClr val="accent1"/>
+                        </a:effectRef>
+                        <a:fontRef idx="minor">
+                          <a:schemeClr val="lt1"/>
+                        </a:fontRef>
+                      </wps:style>
+                      <wps:txbx>
+                        <w:txbxContent>
+                          <w:p>
+                            <w:pPr>
+                              <w:jc w:val="center"/>
+                              <w:rPr>
+                                <w:rFonts w:hint="eastAsia"/>
+                                <w:color w:val="000000" w:themeColor="text1"/>
+                              </w:rPr>
+                            </w:pPr>
+                            <w:r>
+                              <w:rPr>
+                                <w:rFonts w:hint="eastAsia"/>
+                                <w:color w:val="000000" w:themeColor="text1"/>
+                              </w:rPr>
+                              <w:t xml:space="preserve">상태 전환 </w:t>
+                            </w:r>
+                            <w:r>
+                              <w:rPr>
+                                <w:rFonts w:hint="eastAsia"/>
+                                <w:color w:val="000000" w:themeColor="text1"/>
+                              </w:rPr>
+                              <w:t>가능</w:t>
+                            </w:r>
+                            <w:r>
+                              <w:rPr>
+                                <w:rFonts w:hint="eastAsia"/>
+                                <w:color w:val="000000" w:themeColor="text1"/>
+                              </w:rPr>
+                              <w:t xml:space="preserve"> 구간</w:t>
+                            </w:r>
+                          </w:p>
+                        </w:txbxContent>
+                      </wps:txbx>
+                      <wps:bodyPr rot="0" spcFirstLastPara="0" vertOverflow="overflow" horzOverflow="overflow" vert="horz" wrap="square" lIns="91440" tIns="45720" rIns="91440" bIns="45720" numCol="1" spcCol="0" rtlCol="0" fromWordArt="0" anchor="ctr" anchorCtr="0" forceAA="0" compatLnSpc="1">
+                        <a:prstTxWarp prst="textNoShape">
+                          <a:avLst/>
+                        </a:prstTxWarp>
+                        <a:noAutofit/>
+                      </wps:bodyPr>
+                    </wps:wsp>
+                  </a:graphicData>
+                </a:graphic>
+                <wp14:sizeRelH relativeFrom="margin">
+                  <wp14:pctWidth>0</wp14:pctWidth>
+                </wp14:sizeRelH>
+                <wp14:sizeRelV relativeFrom="margin">
+                  <wp14:pctHeight>0</wp14:pctHeight>
+                </wp14:sizeRelV>
+              </wp:anchor>
+            </w:drawing>
+          </mc:Choice>
+          <mc:Fallback>
+            <w:pict>
+              <v:rect w14:anchorId="48F4F342" id="직사각형 3" o:spid="_x0000_s1064" style="position:absolute;margin-left:482.25pt;margin-top:335.45pt;width:285pt;height:24pt;z-index:251772928;visibility:visible;mso-wrap-style:square;mso-width-percent:0;mso-height-percent:0;mso-wrap-distance-left:9pt;mso-wrap-distance-top:0;mso-wrap-distance-right:9pt;mso-wrap-distance-bottom:0;mso-position-horizontal:absolute;mso-position-horizontal-relative:text;mso-position-vertical:absolute;mso-position-vertical-relative:text;mso-width-percent:0;mso-height-percent:0;mso-width-relative:margin;mso-height-relative:margin;v-text-anchor:middle" o:gfxdata="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" fillcolor="#d8d8d8 [2732]" strokecolor="black [3213]" strokeweight="1pt">
+                <v:textbox>
+                  <w:txbxContent>
+                    <w:p>
+                      <w:pPr>
+                        <w:jc w:val="center"/>
+                        <w:rPr>
+                          <w:rFonts w:hint="eastAsia"/>
+                          <w:color w:val="000000" w:themeColor="text1"/>
+                        </w:rPr>
+                      </w:pPr>
+                      <w:r>
+                        <w:rPr>
+                          <w:rFonts w:hint="eastAsia"/>
+                          <w:color w:val="000000" w:themeColor="text1"/>
+                        </w:rPr>
+                        <w:t xml:space="preserve">상태 전환 </w:t>
+                      </w:r>
+                      <w:r>
+                        <w:rPr>
+                          <w:rFonts w:hint="eastAsia"/>
+                          <w:color w:val="000000" w:themeColor="text1"/>
+                        </w:rPr>
+                        <w:t>가능</w:t>
+                      </w:r>
+                      <w:r>
+                        <w:rPr>
+                          <w:rFonts w:hint="eastAsia"/>
+                          <w:color w:val="000000" w:themeColor="text1"/>
+                        </w:rPr>
+                        <w:t xml:space="preserve"> 구간</w:t>
+                      </w:r>
+                    </w:p>
+                  </w:txbxContent>
+                </v:textbox>
+              </v:rect>
+            </w:pict>
+          </mc:Fallback>
+        </mc:AlternateContent>
+      </w:r>
+      <w:r>
+        <w:rPr>
+          <w:rFonts w:hint="eastAsia"/>
+          <w:noProof/>
+          <w:lang w:val="ko-KR"/>
+        </w:rPr>
+        <mc:AlternateContent>
+          <mc:Choice Requires="wps">
+            <w:drawing>
+              <wp:anchor distT="0" distB="0" distL="114300" distR="114300" simplePos="0" relativeHeight="251770880" behindDoc="0" locked="0" layoutInCell="1" allowOverlap="1" wp14:anchorId="2AB9B5D8" wp14:editId="7AB34A19">
+                <wp:simplePos x="0" y="0"/>
+                <wp:positionH relativeFrom="column">
+                  <wp:posOffset>6124575</wp:posOffset>
+                </wp:positionH>
+                <wp:positionV relativeFrom="paragraph">
+                  <wp:posOffset>4822190</wp:posOffset>
+                </wp:positionV>
+                <wp:extent cx="3609975" cy="304800"/>
+                <wp:effectExtent l="0" t="0" r="28575" b="19050"/>
+                <wp:wrapNone/>
+                <wp:docPr id="440206694" name="직사각형 3"/>
+                <wp:cNvGraphicFramePr/>
+                <a:graphic xmlns:a="http://schemas.openxmlformats.org/drawingml/2006/main">
+                  <a:graphicData uri="http://schemas.microsoft.com/office/word/2010/wordprocessingShape">
+                    <wps:wsp>
+                      <wps:cNvSpPr/>
+                      <wps:spPr>
+                        <a:xfrm>
+                          <a:off x="0" y="0"/>
+                          <a:ext cx="3609975" cy="304800"/>
+                        </a:xfrm>
+                        <a:prstGeom prst="rect">
+                          <a:avLst/>
+                        </a:prstGeom>
+                        <a:solidFill>
+                          <a:schemeClr val="bg1">
+                            <a:lumMod val="85000"/>
+                          </a:schemeClr>
+                        </a:solidFill>
+                        <a:ln>
+                          <a:solidFill>
+                            <a:schemeClr val="tx1"/>
+                          </a:solidFill>
+                        </a:ln>
+                      </wps:spPr>
+                      <wps:style>
+                        <a:lnRef idx="2">
+                          <a:schemeClr val="accent1">
+                            <a:shade val="15000"/>
+                          </a:schemeClr>
+                        </a:lnRef>
+                        <a:fillRef idx="1">
+                          <a:schemeClr val="accent1"/>
+                        </a:fillRef>
+                        <a:effectRef idx="0">
+                          <a:schemeClr val="accent1"/>
+                        </a:effectRef>
+                        <a:fontRef idx="minor">
+                          <a:schemeClr val="lt1"/>
+                        </a:fontRef>
+                      </wps:style>
+                      <wps:txbx>
+                        <w:txbxContent>
+                          <w:p>
+                            <w:pPr>
+                              <w:jc w:val="center"/>
+                              <w:rPr>
+                                <w:rFonts w:hint="eastAsia"/>
+                                <w:color w:val="000000" w:themeColor="text1"/>
+                              </w:rPr>
+                            </w:pPr>
+                            <w:r>
+                              <w:rPr>
+                                <w:rFonts w:hint="eastAsia"/>
+                                <w:color w:val="000000" w:themeColor="text1"/>
+                              </w:rPr>
+                              <w:t>피격 판정 복구 구간</w:t>
+                            </w:r>
+                          </w:p>
+                        </w:txbxContent>
+                      </wps:txbx>
+                      <wps:bodyPr rot="0" spcFirstLastPara="0" vertOverflow="overflow" horzOverflow="overflow" vert="horz" wrap="square" lIns="91440" tIns="45720" rIns="91440" bIns="45720" numCol="1" spcCol="0" rtlCol="0" fromWordArt="0" anchor="ctr" anchorCtr="0" forceAA="0" compatLnSpc="1">
+                        <a:prstTxWarp prst="textNoShape">
+                          <a:avLst/>
+                        </a:prstTxWarp>
+                        <a:noAutofit/>
+                      </wps:bodyPr>
+                    </wps:wsp>
+                  </a:graphicData>
+                </a:graphic>
+                <wp14:sizeRelH relativeFrom="margin">
+                  <wp14:pctWidth>0</wp14:pctWidth>
+                </wp14:sizeRelH>
+                <wp14:sizeRelV relativeFrom="margin">
+                  <wp14:pctHeight>0</wp14:pctHeight>
+                </wp14:sizeRelV>
+              </wp:anchor>
+            </w:drawing>
+          </mc:Choice>
+          <mc:Fallback>
+            <w:pict>
+              <v:rect w14:anchorId="2AB9B5D8" id="_x0000_s1065" style="position:absolute;margin-left:482.25pt;margin-top:379.7pt;width:284.25pt;height:24pt;z-index:251770880;visibility:visible;mso-wrap-style:square;mso-width-percent:0;mso-height-percent:0;mso-wrap-distance-left:9pt;mso-wrap-distance-top:0;mso-wrap-distance-right:9pt;mso-wrap-distance-bottom:0;mso-position-horizontal:absolute;mso-position-horizontal-relative:text;mso-position-vertical:absolute;mso-position-vertical-relative:text;mso-width-percent:0;mso-height-percent:0;mso-width-relative:margin;mso-height-relative:margin;v-text-anchor:middle" o:gfxdata="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" fillcolor="#d8d8d8 [2732]" strokecolor="black [3213]" strokeweight="1pt">
+                <v:textbox>
+                  <w:txbxContent>
+                    <w:p>
+                      <w:pPr>
+                        <w:jc w:val="center"/>
+                        <w:rPr>
+                          <w:rFonts w:hint="eastAsia"/>
+                          <w:color w:val="000000" w:themeColor="text1"/>
+                        </w:rPr>
+                      </w:pPr>
+                      <w:r>
+                        <w:rPr>
+                          <w:rFonts w:hint="eastAsia"/>
+                          <w:color w:val="000000" w:themeColor="text1"/>
+                        </w:rPr>
+                        <w:t>피격 판정 복구 구간</w:t>
+                      </w:r>
+                    </w:p>
+                  </w:txbxContent>
+                </v:textbox>
+              </v:rect>
+            </w:pict>
+          </mc:Fallback>
+        </mc:AlternateContent>
+      </w:r>
+      <w:r>
+        <w:rPr>
+          <w:rFonts w:hint="eastAsia"/>
+          <w:noProof/>
+          <w:lang w:val="ko-KR"/>
+        </w:rPr>
+        <mc:AlternateContent>
+          <mc:Choice Requires="wps">
+            <w:drawing>
+              <wp:anchor distT="0" distB="0" distL="114300" distR="114300" simplePos="0" relativeHeight="251768832" behindDoc="0" locked="0" layoutInCell="1" allowOverlap="1" wp14:anchorId="68846681" wp14:editId="1D9A5CD9">
+                <wp:simplePos x="0" y="0"/>
+                <wp:positionH relativeFrom="column">
+                  <wp:posOffset>-38100</wp:posOffset>
+                </wp:positionH>
+                <wp:positionV relativeFrom="paragraph">
+                  <wp:posOffset>4822190</wp:posOffset>
+                </wp:positionV>
+                <wp:extent cx="6162675" cy="304800"/>
+                <wp:effectExtent l="0" t="0" r="28575" b="19050"/>
+                <wp:wrapNone/>
+                <wp:docPr id="1716587127" name="직사각형 3"/>
+                <wp:cNvGraphicFramePr/>
+                <a:graphic xmlns:a="http://schemas.openxmlformats.org/drawingml/2006/main">
+                  <a:graphicData uri="http://schemas.microsoft.com/office/word/2010/wordprocessingShape">
+                    <wps:wsp>
+                      <wps:cNvSpPr/>
+                      <wps:spPr>
+                        <a:xfrm>
+                          <a:off x="0" y="0"/>
+                          <a:ext cx="6162675" cy="304800"/>
+                        </a:xfrm>
+                        <a:prstGeom prst="rect">
+                          <a:avLst/>
+                        </a:prstGeom>
+                        <a:solidFill>
+                          <a:schemeClr val="bg1">
+                            <a:lumMod val="85000"/>
+                          </a:schemeClr>
+                        </a:solidFill>
+                        <a:ln>
+                          <a:solidFill>
+                            <a:schemeClr val="tx1"/>
+                          </a:solidFill>
+                        </a:ln>
+                      </wps:spPr>
+                      <wps:style>
+                        <a:lnRef idx="2">
+                          <a:schemeClr val="accent1">
+                            <a:shade val="15000"/>
+                          </a:schemeClr>
+                        </a:lnRef>
+                        <a:fillRef idx="1">
+                          <a:schemeClr val="accent1"/>
+                        </a:fillRef>
+                        <a:effectRef idx="0">
+                          <a:schemeClr val="accent1"/>
+                        </a:effectRef>
+                        <a:fontRef idx="minor">
+                          <a:schemeClr val="lt1"/>
+                        </a:fontRef>
+                      </wps:style>
+                      <wps:txbx>
+                        <w:txbxContent>
+                          <w:p>
+                            <w:pPr>
+                              <w:jc w:val="center"/>
+                              <w:rPr>
+                                <w:rFonts w:hint="eastAsia"/>
+                                <w:color w:val="000000" w:themeColor="text1"/>
+                              </w:rPr>
+                            </w:pPr>
+                            <w:r>
+                              <w:rPr>
+                                <w:rFonts w:hint="eastAsia"/>
+                                <w:color w:val="000000" w:themeColor="text1"/>
+                              </w:rPr>
+                              <w:t>피격 판정 제거 구간</w:t>
+                            </w:r>
+                          </w:p>
+                        </w:txbxContent>
+                      </wps:txbx>
+                      <wps:bodyPr rot="0" spcFirstLastPara="0" vertOverflow="overflow" horzOverflow="overflow" vert="horz" wrap="square" lIns="91440" tIns="45720" rIns="91440" bIns="45720" numCol="1" spcCol="0" rtlCol="0" fromWordArt="0" anchor="ctr" anchorCtr="0" forceAA="0" compatLnSpc="1">
+                        <a:prstTxWarp prst="textNoShape">
+                          <a:avLst/>
+                        </a:prstTxWarp>
+                        <a:noAutofit/>
+                      </wps:bodyPr>
+                    </wps:wsp>
+                  </a:graphicData>
+                </a:graphic>
+                <wp14:sizeRelH relativeFrom="margin">
+                  <wp14:pctWidth>0</wp14:pctWidth>
+                </wp14:sizeRelH>
+                <wp14:sizeRelV relativeFrom="margin">
+                  <wp14:pctHeight>0</wp14:pctHeight>
+                </wp14:sizeRelV>
+              </wp:anchor>
+            </w:drawing>
+          </mc:Choice>
+          <mc:Fallback>
+            <w:pict>
+              <v:rect w14:anchorId="68846681" id="_x0000_s1066" style="position:absolute;margin-left:-3pt;margin-top:379.7pt;width:485.25pt;height:24pt;z-index:251768832;visibility:visible;mso-wrap-style:square;mso-width-percent:0;mso-height-percent:0;mso-wrap-distance-left:9pt;mso-wrap-distance-top:0;mso-wrap-distance-right:9pt;mso-wrap-distance-bottom:0;mso-position-horizontal:absolute;mso-position-horizontal-relative:text;mso-position-vertical:absolute;mso-position-vertical-relative:text;mso-width-percent:0;mso-height-percent:0;mso-width-relative:margin;mso-height-relative:margin;v-text-anchor:middle" o:gfxdata="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" fillcolor="#d8d8d8 [2732]" strokecolor="black [3213]" strokeweight="1pt">
+                <v:textbox>
+                  <w:txbxContent>
+                    <w:p>
+                      <w:pPr>
+                        <w:jc w:val="center"/>
+                        <w:rPr>
+                          <w:rFonts w:hint="eastAsia"/>
+                          <w:color w:val="000000" w:themeColor="text1"/>
+                        </w:rPr>
+                      </w:pPr>
+                      <w:r>
+                        <w:rPr>
+                          <w:rFonts w:hint="eastAsia"/>
+                          <w:color w:val="000000" w:themeColor="text1"/>
+                        </w:rPr>
+                        <w:t>피격 판정 제거 구간</w:t>
+                      </w:r>
+                    </w:p>
+                  </w:txbxContent>
+                </v:textbox>
+              </v:rect>
+            </w:pict>
+          </mc:Fallback>
+        </mc:AlternateContent>
+      </w:r>
+      <w:r>
+        <w:rPr>
+          <w:rFonts w:hint="eastAsia"/>
+          <w:noProof/>
+          <w:lang w:val="ko-KR"/>
+        </w:rPr>
+        <mc:AlternateContent>
+          <mc:Choice Requires="wps">
+            <w:drawing>
+              <wp:anchor distT="0" distB="0" distL="114300" distR="114300" simplePos="0" relativeHeight="251720704" behindDoc="0" locked="0" layoutInCell="1" allowOverlap="1" wp14:anchorId="0C9C8912" wp14:editId="14D4F815">
                 <wp:simplePos x="0" y="0"/>
                 <wp:positionH relativeFrom="column">
                   <wp:posOffset>-19050</wp:posOffset>
                 </wp:positionH>
                 <wp:positionV relativeFrom="paragraph">
-                  <wp:posOffset>3822065</wp:posOffset>
+                  <wp:posOffset>3622040</wp:posOffset>
                 </wp:positionV>
                 <wp:extent cx="762000" cy="342900"/>
                 <wp:effectExtent l="0" t="0" r="19050" b="19050"/>
@@ -8558,7 +9028,7 @@
           </mc:Choice>
           <mc:Fallback>
             <w:pict>
-              <v:rect w14:anchorId="0C9C8912" id="직사각형 3" o:spid="_x0000_s1064" style="position:absolute;margin-left:-1.5pt;margin-top:300.95pt;width:60pt;height:27pt;z-index:251720704;visibility:visible;mso-wrap-style:square;mso-width-percent:0;mso-height-percent:0;mso-wrap-distance-left:9pt;mso-wrap-distance-top:0;mso-wrap-distance-right:9pt;mso-wrap-distance-bottom:0;mso-position-horizontal:absolute;mso-position-horizontal-relative:text;mso-position-vertical:absolute;mso-position-vertical-relative:text;mso-width-percent:0;mso-height-percent:0;mso-width-relative:margin;mso-height-relative:margin;v-text-anchor:middle" o:gfxdata="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" fillcolor="#d8d8d8 [2732]" strokecolor="black [3213]" strokeweight="1pt">
+              <v:rect w14:anchorId="0C9C8912" id="_x0000_s1067" style="position:absolute;margin-left:-1.5pt;margin-top:285.2pt;width:60pt;height:27pt;z-index:251720704;visibility:visible;mso-wrap-style:square;mso-width-percent:0;mso-height-percent:0;mso-wrap-distance-left:9pt;mso-wrap-distance-top:0;mso-wrap-distance-right:9pt;mso-wrap-distance-bottom:0;mso-position-horizontal:absolute;mso-position-horizontal-relative:text;mso-position-vertical:absolute;mso-position-vertical-relative:text;mso-width-percent:0;mso-height-percent:0;mso-width-relative:margin;mso-height-relative:margin;v-text-anchor:middle" o:gfxdata="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" fillcolor="#d8d8d8 [2732]" strokecolor="black [3213]" strokeweight="1pt">
                 <v:textbox>
                   <w:txbxContent>
                     <w:p>
@@ -8574,6 +9044,133 @@
                           <w:color w:val="000000" w:themeColor="text1"/>
                         </w:rPr>
                         <w:t>SFX 재생</w:t>
+                      </w:r>
+                    </w:p>
+                  </w:txbxContent>
+                </v:textbox>
+              </v:rect>
+            </w:pict>
+          </mc:Fallback>
+        </mc:AlternateContent>
+      </w:r>
+      <w:r>
+        <w:rPr>
+          <w:rFonts w:hint="eastAsia"/>
+          <w:noProof/>
+          <w:lang w:val="ko-KR"/>
+        </w:rPr>
+        <mc:AlternateContent>
+          <mc:Choice Requires="wps">
+            <w:drawing>
+              <wp:anchor distT="0" distB="0" distL="114300" distR="114300" simplePos="0" relativeHeight="251766784" behindDoc="0" locked="0" layoutInCell="1" allowOverlap="1" wp14:anchorId="2E2717BD" wp14:editId="636ABA13">
+                <wp:simplePos x="0" y="0"/>
+                <wp:positionH relativeFrom="column">
+                  <wp:posOffset>-38100</wp:posOffset>
+                </wp:positionH>
+                <wp:positionV relativeFrom="paragraph">
+                  <wp:posOffset>4288790</wp:posOffset>
+                </wp:positionV>
+                <wp:extent cx="6143625" cy="304800"/>
+                <wp:effectExtent l="0" t="0" r="28575" b="19050"/>
+                <wp:wrapNone/>
+                <wp:docPr id="1904420604" name="직사각형 3"/>
+                <wp:cNvGraphicFramePr/>
+                <a:graphic xmlns:a="http://schemas.openxmlformats.org/drawingml/2006/main">
+                  <a:graphicData uri="http://schemas.microsoft.com/office/word/2010/wordprocessingShape">
+                    <wps:wsp>
+                      <wps:cNvSpPr/>
+                      <wps:spPr>
+                        <a:xfrm>
+                          <a:off x="0" y="0"/>
+                          <a:ext cx="6143625" cy="304800"/>
+                        </a:xfrm>
+                        <a:prstGeom prst="rect">
+                          <a:avLst/>
+                        </a:prstGeom>
+                        <a:solidFill>
+                          <a:schemeClr val="bg1">
+                            <a:lumMod val="85000"/>
+                          </a:schemeClr>
+                        </a:solidFill>
+                        <a:ln>
+                          <a:solidFill>
+                            <a:schemeClr val="tx1"/>
+                          </a:solidFill>
+                        </a:ln>
+                      </wps:spPr>
+                      <wps:style>
+                        <a:lnRef idx="2">
+                          <a:schemeClr val="accent1">
+                            <a:shade val="15000"/>
+                          </a:schemeClr>
+                        </a:lnRef>
+                        <a:fillRef idx="1">
+                          <a:schemeClr val="accent1"/>
+                        </a:fillRef>
+                        <a:effectRef idx="0">
+                          <a:schemeClr val="accent1"/>
+                        </a:effectRef>
+                        <a:fontRef idx="minor">
+                          <a:schemeClr val="lt1"/>
+                        </a:fontRef>
+                      </wps:style>
+                      <wps:txbx>
+                        <w:txbxContent>
+                          <w:p>
+                            <w:pPr>
+                              <w:jc w:val="center"/>
+                              <w:rPr>
+                                <w:rFonts w:hint="eastAsia"/>
+                                <w:color w:val="000000" w:themeColor="text1"/>
+                              </w:rPr>
+                            </w:pPr>
+                            <w:r>
+                              <w:rPr>
+                                <w:rFonts w:hint="eastAsia"/>
+                                <w:color w:val="000000" w:themeColor="text1"/>
+                              </w:rPr>
+                              <w:t>상태 전환 불가 구간</w:t>
+                            </w:r>
+                          </w:p>
+                        </w:txbxContent>
+                      </wps:txbx>
+                      <wps:bodyPr rot="0" spcFirstLastPara="0" vertOverflow="overflow" horzOverflow="overflow" vert="horz" wrap="square" lIns="91440" tIns="45720" rIns="91440" bIns="45720" numCol="1" spcCol="0" rtlCol="0" fromWordArt="0" anchor="ctr" anchorCtr="0" forceAA="0" compatLnSpc="1">
+                        <a:prstTxWarp prst="textNoShape">
+                          <a:avLst/>
+                        </a:prstTxWarp>
+                        <a:noAutofit/>
+                      </wps:bodyPr>
+                    </wps:wsp>
+                  </a:graphicData>
+                </a:graphic>
+                <wp14:sizeRelH relativeFrom="margin">
+                  <wp14:pctWidth>0</wp14:pctWidth>
+                </wp14:sizeRelH>
+                <wp14:sizeRelV relativeFrom="margin">
+                  <wp14:pctHeight>0</wp14:pctHeight>
+                </wp14:sizeRelV>
+              </wp:anchor>
+            </w:drawing>
+          </mc:Choice>
+          <mc:Fallback>
+            <w:pict>
+              <v:rect w14:anchorId="2E2717BD" id="_x0000_s1068" style="position:absolute;margin-left:-3pt;margin-top:337.7pt;width:483.75pt;height:24pt;z-index:251766784;visibility:visible;mso-wrap-style:square;mso-width-percent:0;mso-height-percent:0;mso-wrap-distance-left:9pt;mso-wrap-distance-top:0;mso-wrap-distance-right:9pt;mso-wrap-distance-bottom:0;mso-position-horizontal:absolute;mso-position-horizontal-relative:text;mso-position-vertical:absolute;mso-position-vertical-relative:text;mso-width-percent:0;mso-height-percent:0;mso-width-relative:margin;mso-height-relative:margin;v-text-anchor:middle" o:gfxdata="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" fillcolor="#d8d8d8 [2732]" strokecolor="black [3213]" strokeweight="1pt">
+                <v:textbox>
+                  <w:txbxContent>
+                    <w:p>
+                      <w:pPr>
+                        <w:jc w:val="center"/>
+                        <w:rPr>
+                          <w:rFonts w:hint="eastAsia"/>
+                          <w:color w:val="000000" w:themeColor="text1"/>
+                        </w:rPr>
+                      </w:pPr>
+                      <w:r>
+                        <w:rPr>
+                          <w:rFonts w:hint="eastAsia"/>
+                          <w:color w:val="000000" w:themeColor="text1"/>
+                        </w:rPr>
+                        <w:t>상태 전환 불가 구간</w:t>
                       </w:r>
                     </w:p>
                   </w:txbxContent>
@@ -8655,7 +9252,7 @@
           </mc:Choice>
           <mc:Fallback>
             <w:pict>
-              <v:line w14:anchorId="06171C17" id="직선 연결선 5" o:spid="_x0000_s1026" style="position:absolute;left:0;text-align:left;z-index:251693056;visibility:visible;mso-wrap-style:square;mso-width-percent:0;mso-height-percent:0;mso-wrap-distance-left:9pt;mso-wrap-distance-top:0;mso-wrap-distance-right:9pt;mso-wrap-distance-bottom:0;mso-position-horizontal:absolute;mso-position-horizontal-relative:text;mso-position-vertical:absolute;mso-position-vertical-relative:text;mso-width-percent:0;mso-height-percent:0;mso-width-relative:margin;mso-height-relative:margin" from="482.25pt,6.2pt" to="482.25pt,438.95pt" o:gfxdata="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" strokecolor="black [3213]" strokeweight="2.25pt">
+              <v:line w14:anchorId="349E9677" id="직선 연결선 5" o:spid="_x0000_s1026" style="position:absolute;left:0;text-align:left;z-index:251693056;visibility:visible;mso-wrap-style:square;mso-width-percent:0;mso-height-percent:0;mso-wrap-distance-left:9pt;mso-wrap-distance-top:0;mso-wrap-distance-right:9pt;mso-wrap-distance-bottom:0;mso-position-horizontal:absolute;mso-position-horizontal-relative:text;mso-position-vertical:absolute;mso-position-vertical-relative:text;mso-width-percent:0;mso-height-percent:0;mso-width-relative:margin;mso-height-relative:margin" from="482.25pt,6.2pt" to="482.25pt,438.95pt" o:gfxdata="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" strokecolor="black [3213]" strokeweight="2.25pt">
                 <v:stroke dashstyle="dash" opacity="32896f" joinstyle="miter"/>
               </v:line>
             </w:pict>
@@ -8762,7 +9359,7 @@
           </mc:Choice>
           <mc:Fallback>
             <w:pict>
-              <v:rect w14:anchorId="302D9483" id="_x0000_s1065" style="position:absolute;margin-left:482.25pt;margin-top:173.45pt;width:285pt;height:24pt;z-index:251615229;visibility:visible;mso-wrap-style:square;mso-width-percent:0;mso-height-percent:0;mso-wrap-distance-left:9pt;mso-wrap-distance-top:0;mso-wrap-distance-right:9pt;mso-wrap-distance-bottom:0;mso-position-horizontal:absolute;mso-position-horizontal-relative:text;mso-position-vertical:absolute;mso-position-vertical-relative:text;mso-width-percent:0;mso-height-percent:0;mso-width-relative:margin;mso-height-relative:margin;v-text-anchor:middle" o:gfxdata="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" fillcolor="#d8d8d8 [2732]" strokecolor="black [3213]" strokeweight="1pt">
+              <v:rect w14:anchorId="302D9483" id="_x0000_s1069" style="position:absolute;margin-left:482.25pt;margin-top:173.45pt;width:285pt;height:24pt;z-index:251615229;visibility:visible;mso-wrap-style:square;mso-width-percent:0;mso-height-percent:0;mso-wrap-distance-left:9pt;mso-wrap-distance-top:0;mso-wrap-distance-right:9pt;mso-wrap-distance-bottom:0;mso-position-horizontal:absolute;mso-position-horizontal-relative:text;mso-position-vertical:absolute;mso-position-vertical-relative:text;mso-width-percent:0;mso-height-percent:0;mso-width-relative:margin;mso-height-relative:margin;v-text-anchor:middle" o:gfxdata="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" fillcolor="#d8d8d8 [2732]" strokecolor="black [3213]" strokeweight="1pt">
                 <v:textbox>
                   <w:txbxContent>
                     <w:p>
@@ -8796,7 +9393,7 @@
         <mc:AlternateContent>
           <mc:Choice Requires="wps">
             <w:drawing>
-              <wp:anchor distT="0" distB="0" distL="114300" distR="114300" simplePos="0" relativeHeight="251616254" behindDoc="0" locked="0" layoutInCell="1" allowOverlap="1" wp14:anchorId="1D151B74" wp14:editId="03DC9F8A">
+              <wp:anchor distT="0" distB="0" distL="114300" distR="114300" simplePos="0" relativeHeight="251616254" behindDoc="0" locked="0" layoutInCell="1" allowOverlap="1" wp14:anchorId="1D151B74" wp14:editId="580102E5">
                 <wp:simplePos x="0" y="0"/>
                 <wp:positionH relativeFrom="column">
                   <wp:posOffset>-38100</wp:posOffset>
@@ -8887,7 +9484,7 @@
           </mc:Choice>
           <mc:Fallback>
             <w:pict>
-              <v:rect w14:anchorId="1D151B74" id="_x0000_s1066" style="position:absolute;margin-left:-3pt;margin-top:173.45pt;width:485.25pt;height:24pt;z-index:251616254;visibility:visible;mso-wrap-style:square;mso-width-percent:0;mso-height-percent:0;mso-wrap-distance-left:9pt;mso-wrap-distance-top:0;mso-wrap-distance-right:9pt;mso-wrap-distance-bottom:0;mso-position-horizontal:absolute;mso-position-horizontal-relative:text;mso-position-vertical:absolute;mso-position-vertical-relative:text;mso-width-percent:0;mso-height-percent:0;mso-width-relative:margin;mso-height-relative:margin;v-text-anchor:middle" o:gfxdata="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" fillcolor="#d8d8d8 [2732]" strokecolor="black [3213]" strokeweight="1pt">
+              <v:rect w14:anchorId="1D151B74" id="_x0000_s1070" style="position:absolute;margin-left:-3pt;margin-top:173.45pt;width:485.25pt;height:24pt;z-index:251616254;visibility:visible;mso-wrap-style:square;mso-width-percent:0;mso-height-percent:0;mso-wrap-distance-left:9pt;mso-wrap-distance-top:0;mso-wrap-distance-right:9pt;mso-wrap-distance-bottom:0;mso-position-horizontal:absolute;mso-position-horizontal-relative:text;mso-position-vertical:absolute;mso-position-vertical-relative:text;mso-width-percent:0;mso-height-percent:0;mso-width-relative:margin;mso-height-relative:margin;v-text-anchor:middle" o:gfxdata="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" fillcolor="#d8d8d8 [2732]" strokecolor="black [3213]" strokeweight="1pt">
                 <v:textbox>
                   <w:txbxContent>
                     <w:p>
@@ -9012,7 +9609,7 @@
           </mc:Choice>
           <mc:Fallback>
             <w:pict>
-              <v:rect w14:anchorId="705446E8" id="_x0000_s1067" style="position:absolute;margin-left:-1.5pt;margin-top:225.95pt;width:60pt;height:44.25pt;z-index:251691008;visibility:visible;mso-wrap-style:square;mso-width-percent:0;mso-height-percent:0;mso-wrap-distance-left:9pt;mso-wrap-distance-top:0;mso-wrap-distance-right:9pt;mso-wrap-distance-bottom:0;mso-position-horizontal:absolute;mso-position-horizontal-relative:text;mso-position-vertical:absolute;mso-position-vertical-relative:text;mso-width-percent:0;mso-height-percent:0;mso-width-relative:margin;mso-height-relative:margin;v-text-anchor:middle" o:gfxdata="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" fillcolor="#d8d8d8 [2732]" strokecolor="black [3213]" strokeweight="1pt">
+              <v:rect w14:anchorId="705446E8" id="_x0000_s1071" style="position:absolute;margin-left:-1.5pt;margin-top:225.95pt;width:60pt;height:44.25pt;z-index:251691008;visibility:visible;mso-wrap-style:square;mso-width-percent:0;mso-height-percent:0;mso-wrap-distance-left:9pt;mso-wrap-distance-top:0;mso-wrap-distance-right:9pt;mso-wrap-distance-bottom:0;mso-position-horizontal:absolute;mso-position-horizontal-relative:text;mso-position-vertical:absolute;mso-position-vertical-relative:text;mso-width-percent:0;mso-height-percent:0;mso-width-relative:margin;mso-height-relative:margin;v-text-anchor:middle" o:gfxdata="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" fillcolor="#d8d8d8 [2732]" strokecolor="black [3213]" strokeweight="1pt">
                 <v:textbox>
                   <w:txbxContent>
                     <w:p>
@@ -9141,7 +9738,7 @@
           </mc:Choice>
           <mc:Fallback>
             <w:pict>
-              <v:rect w14:anchorId="712D2079" id="_x0000_s1068" style="position:absolute;margin-left:505.5pt;margin-top:98.45pt;width:60pt;height:47.25pt;z-index:251684864;visibility:visible;mso-wrap-style:square;mso-width-percent:0;mso-height-percent:0;mso-wrap-distance-left:9pt;mso-wrap-distance-top:0;mso-wrap-distance-right:9pt;mso-wrap-distance-bottom:0;mso-position-horizontal:absolute;mso-position-horizontal-relative:text;mso-position-vertical:absolute;mso-position-vertical-relative:text;mso-width-percent:0;mso-height-percent:0;mso-width-relative:margin;mso-height-relative:margin;v-text-anchor:middle" o:gfxdata="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" fillcolor="#d8d8d8 [2732]" strokecolor="black [3213]" strokeweight="1pt">
+              <v:rect w14:anchorId="712D2079" id="_x0000_s1072" style="position:absolute;margin-left:505.5pt;margin-top:98.45pt;width:60pt;height:47.25pt;z-index:251684864;visibility:visible;mso-wrap-style:square;mso-width-percent:0;mso-height-percent:0;mso-wrap-distance-left:9pt;mso-wrap-distance-top:0;mso-wrap-distance-right:9pt;mso-wrap-distance-bottom:0;mso-position-horizontal:absolute;mso-position-horizontal-relative:text;mso-position-vertical:absolute;mso-position-vertical-relative:text;mso-width-percent:0;mso-height-percent:0;mso-width-relative:margin;mso-height-relative:margin;v-text-anchor:middle" o:gfxdata="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" fillcolor="#d8d8d8 [2732]" strokecolor="black [3213]" strokeweight="1pt">
                 <v:textbox>
                   <w:txbxContent>
                     <w:p>
@@ -9270,7 +9867,7 @@
           </mc:Choice>
           <mc:Fallback>
             <w:pict>
-              <v:rect w14:anchorId="30A96812" id="_x0000_s1069" style="position:absolute;margin-left:204pt;margin-top:91.7pt;width:60pt;height:63pt;z-index:251682816;visibility:visible;mso-wrap-style:square;mso-width-percent:0;mso-height-percent:0;mso-wrap-distance-left:9pt;mso-wrap-distance-top:0;mso-wrap-distance-right:9pt;mso-wrap-distance-bottom:0;mso-position-horizontal:absolute;mso-position-horizontal-relative:text;mso-position-vertical:absolute;mso-position-vertical-relative:text;mso-width-percent:0;mso-height-percent:0;mso-width-relative:margin;mso-height-relative:margin;v-text-anchor:middle" o:gfxdata="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" fillcolor="#d8d8d8 [2732]" strokecolor="black [3213]" strokeweight="1pt">
+              <v:rect w14:anchorId="30A96812" id="_x0000_s1073" style="position:absolute;margin-left:204pt;margin-top:91.7pt;width:60pt;height:63pt;z-index:251682816;visibility:visible;mso-wrap-style:square;mso-width-percent:0;mso-height-percent:0;mso-wrap-distance-left:9pt;mso-wrap-distance-top:0;mso-wrap-distance-right:9pt;mso-wrap-distance-bottom:0;mso-position-horizontal:absolute;mso-position-horizontal-relative:text;mso-position-vertical:absolute;mso-position-vertical-relative:text;mso-width-percent:0;mso-height-percent:0;mso-width-relative:margin;mso-height-relative:margin;v-text-anchor:middle" o:gfxdata="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" fillcolor="#d8d8d8 [2732]" strokecolor="black [3213]" strokeweight="1pt">
                 <v:textbox>
                   <w:txbxContent>
                     <w:p>
@@ -9395,7 +9992,7 @@
           </mc:Choice>
           <mc:Fallback>
             <w:pict>
-              <v:rect w14:anchorId="73836D5A" id="_x0000_s1070" style="position:absolute;margin-left:-3pt;margin-top:91.7pt;width:60pt;height:55.5pt;z-index:251680768;visibility:visible;mso-wrap-style:square;mso-width-percent:0;mso-height-percent:0;mso-wrap-distance-left:9pt;mso-wrap-distance-top:0;mso-wrap-distance-right:9pt;mso-wrap-distance-bottom:0;mso-position-horizontal:absolute;mso-position-horizontal-relative:text;mso-position-vertical:absolute;mso-position-vertical-relative:text;mso-width-percent:0;mso-height-percent:0;mso-width-relative:margin;mso-height-relative:margin;v-text-anchor:middle" o:gfxdata="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" fillcolor="#d8d8d8 [2732]" strokecolor="black [3213]" strokeweight="1pt">
+              <v:rect w14:anchorId="73836D5A" id="_x0000_s1074" style="position:absolute;margin-left:-3pt;margin-top:91.7pt;width:60pt;height:55.5pt;z-index:251680768;visibility:visible;mso-wrap-style:square;mso-width-percent:0;mso-height-percent:0;mso-wrap-distance-left:9pt;mso-wrap-distance-top:0;mso-wrap-distance-right:9pt;mso-wrap-distance-bottom:0;mso-position-horizontal:absolute;mso-position-horizontal-relative:text;mso-position-vertical:absolute;mso-position-vertical-relative:text;mso-width-percent:0;mso-height-percent:0;mso-width-relative:margin;mso-height-relative:margin;v-text-anchor:middle" o:gfxdata="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" fillcolor="#d8d8d8 [2732]" strokecolor="black [3213]" strokeweight="1pt">
                 <v:textbox>
                   <w:txbxContent>
                     <w:p>
@@ -9492,7 +10089,7 @@
           </mc:Choice>
           <mc:Fallback>
             <w:pict>
-              <v:line w14:anchorId="09638AD5" id="직선 연결선 5" o:spid="_x0000_s1026" style="position:absolute;left:0;text-align:left;z-index:251679744;visibility:visible;mso-wrap-style:square;mso-width-percent:0;mso-height-percent:0;mso-wrap-distance-left:9pt;mso-wrap-distance-top:0;mso-wrap-distance-right:9pt;mso-wrap-distance-bottom:0;mso-position-horizontal:absolute;mso-position-horizontal-relative:text;mso-position-vertical:absolute;mso-position-vertical-relative:text;mso-width-percent:0;mso-height-percent:0;mso-width-relative:margin;mso-height-relative:margin" from="-2.95pt,122.45pt" to="565.55pt,122.45pt" o:gfxdata="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" strokecolor="black [3213]" strokeweight="2.25pt">
+              <v:line w14:anchorId="56784478" id="직선 연결선 5" o:spid="_x0000_s1026" style="position:absolute;left:0;text-align:left;z-index:251679744;visibility:visible;mso-wrap-style:square;mso-width-percent:0;mso-height-percent:0;mso-wrap-distance-left:9pt;mso-wrap-distance-top:0;mso-wrap-distance-right:9pt;mso-wrap-distance-bottom:0;mso-position-horizontal:absolute;mso-position-horizontal-relative:text;mso-position-vertical:absolute;mso-position-vertical-relative:text;mso-width-percent:0;mso-height-percent:0;mso-width-relative:margin;mso-height-relative:margin" from="-2.95pt,122.45pt" to="565.55pt,122.45pt" o:gfxdata="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" strokecolor="black [3213]" strokeweight="2.25pt">
                 <v:stroke dashstyle="dash" opacity="32896f" joinstyle="miter"/>
               </v:line>
             </w:pict>
@@ -9599,7 +10196,7 @@
           </mc:Choice>
           <mc:Fallback>
             <w:pict>
-              <v:rect w14:anchorId="1D41CBF7" id="_x0000_s1071" style="position:absolute;margin-left:565.5pt;margin-top:54.2pt;width:201.75pt;height:24pt;z-index:251677696;visibility:visible;mso-wrap-style:square;mso-width-percent:0;mso-height-percent:0;mso-wrap-distance-left:9pt;mso-wrap-distance-top:0;mso-wrap-distance-right:9pt;mso-wrap-distance-bottom:0;mso-position-horizontal:absolute;mso-position-horizontal-relative:text;mso-position-vertical:absolute;mso-position-vertical-relative:text;mso-width-percent:0;mso-height-percent:0;mso-width-relative:margin;mso-height-relative:margin;v-text-anchor:middle" o:gfxdata="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" fillcolor="#d8d8d8 [2732]" strokecolor="black [3213]" strokeweight="1pt">
+              <v:rect w14:anchorId="1D41CBF7" id="_x0000_s1075" style="position:absolute;margin-left:565.5pt;margin-top:54.2pt;width:201.75pt;height:24pt;z-index:251677696;visibility:visible;mso-wrap-style:square;mso-width-percent:0;mso-height-percent:0;mso-wrap-distance-left:9pt;mso-wrap-distance-top:0;mso-wrap-distance-right:9pt;mso-wrap-distance-bottom:0;mso-position-horizontal:absolute;mso-position-horizontal-relative:text;mso-position-vertical:absolute;mso-position-vertical-relative:text;mso-width-percent:0;mso-height-percent:0;mso-width-relative:margin;mso-height-relative:margin;v-text-anchor:middle" o:gfxdata="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" fillcolor="#d8d8d8 [2732]" strokecolor="black [3213]" strokeweight="1pt">
                 <v:textbox>
                   <w:txbxContent>
                     <w:p>
@@ -9724,7 +10321,7 @@
           </mc:Choice>
           <mc:Fallback>
             <w:pict>
-              <v:rect w14:anchorId="309274E4" id="_x0000_s1072" style="position:absolute;margin-left:-3pt;margin-top:54.2pt;width:568.5pt;height:24pt;z-index:251617279;visibility:visible;mso-wrap-style:square;mso-width-percent:0;mso-height-percent:0;mso-wrap-distance-left:9pt;mso-wrap-distance-top:0;mso-wrap-distance-right:9pt;mso-wrap-distance-bottom:0;mso-position-horizontal:absolute;mso-position-horizontal-relative:text;mso-position-vertical:absolute;mso-position-vertical-relative:text;mso-width-percent:0;mso-height-percent:0;mso-width-relative:margin;mso-height-relative:margin;v-text-anchor:middle" o:gfxdata="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" fillcolor="#d8d8d8 [2732]" strokecolor="black [3213]" strokeweight="1pt">
+              <v:rect w14:anchorId="309274E4" id="_x0000_s1076" style="position:absolute;margin-left:-3pt;margin-top:54.2pt;width:568.5pt;height:24pt;z-index:251617279;visibility:visible;mso-wrap-style:square;mso-width-percent:0;mso-height-percent:0;mso-wrap-distance-left:9pt;mso-wrap-distance-top:0;mso-wrap-distance-right:9pt;mso-wrap-distance-bottom:0;mso-position-horizontal:absolute;mso-position-horizontal-relative:text;mso-position-vertical:absolute;mso-position-vertical-relative:text;mso-width-percent:0;mso-height-percent:0;mso-width-relative:margin;mso-height-relative:margin;v-text-anchor:middle" o:gfxdata="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" fillcolor="#d8d8d8 [2732]" strokecolor="black [3213]" strokeweight="1pt">
                 <v:textbox>
                   <w:txbxContent>
                     <w:p>
@@ -9821,7 +10418,7 @@
           </mc:Choice>
           <mc:Fallback>
             <w:pict>
-              <v:line w14:anchorId="7FF6733E" id="직선 연결선 5" o:spid="_x0000_s1026" style="position:absolute;left:0;text-align:left;z-index:251675648;visibility:visible;mso-wrap-style:square;mso-width-percent:0;mso-height-percent:0;mso-wrap-distance-left:9pt;mso-wrap-distance-top:0;mso-wrap-distance-right:9pt;mso-wrap-distance-bottom:0;mso-position-horizontal:absolute;mso-position-horizontal-relative:text;mso-position-vertical:absolute;mso-position-vertical-relative:text;mso-width-percent:0;mso-height-percent:0;mso-width-relative:margin;mso-height-relative:margin" from="767.25pt,6.9pt" to="767.25pt,439.65pt" o:gfxdata="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" strokecolor="black [3213]" strokeweight="2.25pt">
+              <v:line w14:anchorId="3D1C9D2F" id="직선 연결선 5" o:spid="_x0000_s1026" style="position:absolute;left:0;text-align:left;z-index:251675648;visibility:visible;mso-wrap-style:square;mso-width-percent:0;mso-height-percent:0;mso-wrap-distance-left:9pt;mso-wrap-distance-top:0;mso-wrap-distance-right:9pt;mso-wrap-distance-bottom:0;mso-position-horizontal:absolute;mso-position-horizontal-relative:text;mso-position-vertical:absolute;mso-position-vertical-relative:text;mso-width-percent:0;mso-height-percent:0;mso-width-relative:margin;mso-height-relative:margin" from="767.25pt,6.9pt" to="767.25pt,439.65pt" o:gfxdata="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" strokecolor="black [3213]" strokeweight="2.25pt">
                 <v:stroke dashstyle="dash" opacity="32896f" joinstyle="miter"/>
               </v:line>
             </w:pict>
@@ -9900,7 +10497,7 @@
           </mc:Choice>
           <mc:Fallback>
             <w:pict>
-              <v:line w14:anchorId="373B674B" id="직선 연결선 5" o:spid="_x0000_s1026" style="position:absolute;left:0;text-align:left;z-index:251673600;visibility:visible;mso-wrap-style:square;mso-width-percent:0;mso-height-percent:0;mso-wrap-distance-left:9pt;mso-wrap-distance-top:0;mso-wrap-distance-right:9pt;mso-wrap-distance-bottom:0;mso-position-horizontal:absolute;mso-position-horizontal-relative:text;mso-position-vertical:absolute;mso-position-vertical-relative:text;mso-width-percent:0;mso-height-percent:0;mso-width-relative:margin;mso-height-relative:margin" from="565.5pt,6.9pt" to="565.5pt,439.65pt" o:gfxdata="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" strokecolor="black [3213]" strokeweight="2.25pt">
+              <v:line w14:anchorId="11E14048" id="직선 연결선 5" o:spid="_x0000_s1026" style="position:absolute;left:0;text-align:left;z-index:251673600;visibility:visible;mso-wrap-style:square;mso-width-percent:0;mso-height-percent:0;mso-wrap-distance-left:9pt;mso-wrap-distance-top:0;mso-wrap-distance-right:9pt;mso-wrap-distance-bottom:0;mso-position-horizontal:absolute;mso-position-horizontal-relative:text;mso-position-vertical:absolute;mso-position-vertical-relative:text;mso-width-percent:0;mso-height-percent:0;mso-width-relative:margin;mso-height-relative:margin" from="565.5pt,6.9pt" to="565.5pt,439.65pt" o:gfxdata="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" strokecolor="black [3213]" strokeweight="2.25pt">
                 <v:stroke dashstyle="dash" opacity="32896f" joinstyle="miter"/>
               </v:line>
             </w:pict>
@@ -9979,7 +10576,7 @@
           </mc:Choice>
           <mc:Fallback>
             <w:pict>
-              <v:line w14:anchorId="3D79A134" id="직선 연결선 5" o:spid="_x0000_s1026" style="position:absolute;left:0;text-align:left;z-index:251671552;visibility:visible;mso-wrap-style:square;mso-width-percent:0;mso-height-percent:0;mso-wrap-distance-left:9pt;mso-wrap-distance-top:0;mso-wrap-distance-right:9pt;mso-wrap-distance-bottom:0;mso-position-horizontal:absolute;mso-position-horizontal-relative:text;mso-position-vertical:absolute;mso-position-vertical-relative:text;mso-width-percent:0;mso-height-percent:0;mso-width-relative:margin;mso-height-relative:margin" from="204.75pt,6.15pt" to="204.75pt,438.9pt" o:gfxdata="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" strokecolor="black [3213]" strokeweight="2.25pt">
+              <v:line w14:anchorId="40B8CDFC" id="직선 연결선 5" o:spid="_x0000_s1026" style="position:absolute;left:0;text-align:left;z-index:251671552;visibility:visible;mso-wrap-style:square;mso-width-percent:0;mso-height-percent:0;mso-wrap-distance-left:9pt;mso-wrap-distance-top:0;mso-wrap-distance-right:9pt;mso-wrap-distance-bottom:0;mso-position-horizontal:absolute;mso-position-horizontal-relative:text;mso-position-vertical:absolute;mso-position-vertical-relative:text;mso-width-percent:0;mso-height-percent:0;mso-width-relative:margin;mso-height-relative:margin" from="204.75pt,6.15pt" to="204.75pt,438.9pt" o:gfxdata="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" strokecolor="black [3213]" strokeweight="2.25pt">
                 <v:stroke dashstyle="dash" opacity="32896f" joinstyle="miter"/>
               </v:line>
             </w:pict>
@@ -10058,7 +10655,7 @@
           </mc:Choice>
           <mc:Fallback>
             <w:pict>
-              <v:line w14:anchorId="7121F220" id="직선 연결선 5" o:spid="_x0000_s1026" style="position:absolute;left:0;text-align:left;z-index:251669504;visibility:visible;mso-wrap-style:square;mso-width-percent:0;mso-height-percent:0;mso-wrap-distance-left:9pt;mso-wrap-distance-top:0;mso-wrap-distance-right:9pt;mso-wrap-distance-bottom:0;mso-position-horizontal:absolute;mso-position-horizontal-relative:text;mso-position-vertical:absolute;mso-position-vertical-relative:text;mso-width-percent:0;mso-height-percent:0;mso-width-relative:margin;mso-height-relative:margin" from="-3pt,6.95pt" to="-3pt,439.7pt" o:gfxdata="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" strokecolor="black [3213]" strokeweight="2.25pt">
+              <v:line w14:anchorId="4DCE4F17" id="직선 연결선 5" o:spid="_x0000_s1026" style="position:absolute;left:0;text-align:left;z-index:251669504;visibility:visible;mso-wrap-style:square;mso-width-percent:0;mso-height-percent:0;mso-wrap-distance-left:9pt;mso-wrap-distance-top:0;mso-wrap-distance-right:9pt;mso-wrap-distance-bottom:0;mso-position-horizontal:absolute;mso-position-horizontal-relative:text;mso-position-vertical:absolute;mso-position-vertical-relative:text;mso-width-percent:0;mso-height-percent:0;mso-width-relative:margin;mso-height-relative:margin" from="-3pt,6.95pt" to="-3pt,439.7pt" o:gfxdata="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" strokecolor="black [3213]" strokeweight="2.25pt">
                 <v:stroke dashstyle="dash" opacity="32896f" joinstyle="miter"/>
               </v:line>
             </w:pict>
@@ -10165,7 +10762,7 @@
           </mc:Choice>
           <mc:Fallback>
             <w:pict>
-              <v:rect w14:anchorId="6CA35AD8" id="_x0000_s1073" style="position:absolute;margin-left:565.5pt;margin-top:6.2pt;width:201pt;height:24pt;z-index:251661312;visibility:visible;mso-wrap-style:square;mso-width-percent:0;mso-height-percent:0;mso-wrap-distance-left:9pt;mso-wrap-distance-top:0;mso-wrap-distance-right:9pt;mso-wrap-distance-bottom:0;mso-position-horizontal:absolute;mso-position-horizontal-relative:text;mso-position-vertical:absolute;mso-position-vertical-relative:text;mso-width-percent:0;mso-height-percent:0;mso-width-relative:margin;mso-height-relative:margin;v-text-anchor:middle" o:gfxdata="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" fillcolor="#d8d8d8 [2732]" strokecolor="black [3213]" strokeweight="1pt">
+              <v:rect w14:anchorId="6CA35AD8" id="_x0000_s1077" style="position:absolute;margin-left:565.5pt;margin-top:6.2pt;width:201pt;height:24pt;z-index:251661312;visibility:visible;mso-wrap-style:square;mso-width-percent:0;mso-height-percent:0;mso-wrap-distance-left:9pt;mso-wrap-distance-top:0;mso-wrap-distance-right:9pt;mso-wrap-distance-bottom:0;mso-position-horizontal:absolute;mso-position-horizontal-relative:text;mso-position-vertical:absolute;mso-position-vertical-relative:text;mso-width-percent:0;mso-height-percent:0;mso-width-relative:margin;mso-height-relative:margin;v-text-anchor:middle" o:gfxdata="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" fillcolor="#d8d8d8 [2732]" strokecolor="black [3213]" strokeweight="1pt">
                 <v:textbox>
                   <w:txbxContent>
                     <w:p>
@@ -10290,7 +10887,7 @@
           </mc:Choice>
           <mc:Fallback>
             <w:pict>
-              <v:rect w14:anchorId="4806A6D1" id="_x0000_s1074" style="position:absolute;margin-left:204.75pt;margin-top:6.2pt;width:360.75pt;height:24pt;z-index:251659264;visibility:visible;mso-wrap-style:square;mso-width-percent:0;mso-height-percent:0;mso-wrap-distance-left:9pt;mso-wrap-distance-top:0;mso-wrap-distance-right:9pt;mso-wrap-distance-bottom:0;mso-position-horizontal:absolute;mso-position-horizontal-relative:text;mso-position-vertical:absolute;mso-position-vertical-relative:text;mso-width-percent:0;mso-height-percent:0;mso-width-relative:margin;mso-height-relative:margin;v-text-anchor:middle" o:gfxdata="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" fillcolor="#d8d8d8 [2732]" strokecolor="black [3213]" strokeweight="1pt">
+              <v:rect w14:anchorId="4806A6D1" id="_x0000_s1078" style="position:absolute;margin-left:204.75pt;margin-top:6.2pt;width:360.75pt;height:24pt;z-index:251659264;visibility:visible;mso-wrap-style:square;mso-width-percent:0;mso-height-percent:0;mso-wrap-distance-left:9pt;mso-wrap-distance-top:0;mso-wrap-distance-right:9pt;mso-wrap-distance-bottom:0;mso-position-horizontal:absolute;mso-position-horizontal-relative:text;mso-position-vertical:absolute;mso-position-vertical-relative:text;mso-width-percent:0;mso-height-percent:0;mso-width-relative:margin;mso-height-relative:margin;v-text-anchor:middle" o:gfxdata="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" fillcolor="#d8d8d8 [2732]" strokecolor="black [3213]" strokeweight="1pt">
                 <v:textbox>
                   <w:txbxContent>
                     <w:p>
@@ -10415,7 +11012,7 @@
           </mc:Choice>
           <mc:Fallback>
             <w:pict>
-              <v:rect w14:anchorId="3FCEDF0A" id="_x0000_s1075" style="position:absolute;margin-left:-3pt;margin-top:6.95pt;width:207pt;height:24pt;z-index:251657216;visibility:visible;mso-wrap-style:square;mso-width-percent:0;mso-height-percent:0;mso-wrap-distance-left:9pt;mso-wrap-distance-top:0;mso-wrap-distance-right:9pt;mso-wrap-distance-bottom:0;mso-position-horizontal:absolute;mso-position-horizontal-relative:text;mso-position-vertical:absolute;mso-position-vertical-relative:text;mso-width-percent:0;mso-height-percent:0;mso-width-relative:margin;mso-height-relative:margin;v-text-anchor:middle" o:gfxdata="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" fillcolor="#d8d8d8 [2732]" strokecolor="black [3213]" strokeweight="1pt">
+              <v:rect w14:anchorId="3FCEDF0A" id="_x0000_s1079" style="position:absolute;margin-left:-3pt;margin-top:6.95pt;width:207pt;height:24pt;z-index:251657216;visibility:visible;mso-wrap-style:square;mso-width-percent:0;mso-height-percent:0;mso-wrap-distance-left:9pt;mso-wrap-distance-top:0;mso-wrap-distance-right:9pt;mso-wrap-distance-bottom:0;mso-position-horizontal:absolute;mso-position-horizontal-relative:text;mso-position-vertical:absolute;mso-position-vertical-relative:text;mso-width-percent:0;mso-height-percent:0;mso-width-relative:margin;mso-height-relative:margin;v-text-anchor:middle" o:gfxdata="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" fillcolor="#d8d8d8 [2732]" strokecolor="black [3213]" strokeweight="1pt">
                 <v:textbox>
                   <w:txbxContent>
                     <w:p>
@@ -13366,7 +13963,7 @@
           </mc:Choice>
           <mc:Fallback>
             <w:pict>
-              <v:shape w14:anchorId="2D402EFE" id="_x0000_s1076" type="#_x0000_t202" style="position:absolute;left:0;text-align:left;margin-left:282.75pt;margin-top:33pt;width:68.25pt;height:21.75pt;z-index:251724800;visibility:visible;mso-wrap-style:square;mso-width-percent:0;mso-wrap-distance-left:9pt;mso-wrap-distance-top:0;mso-wrap-distance-right:9pt;mso-wrap-distance-bottom:0;mso-position-horizontal:absolute;mso-position-horizontal-relative:text;mso-position-vertical:absolute;mso-position-vertical-relative:text;mso-width-percent:0;mso-width-relative:margin;v-text-anchor:top" o:gfxdata="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" filled="f" stroked="f" strokeweight=".5pt">
+              <v:shape w14:anchorId="2D402EFE" id="_x0000_s1080" type="#_x0000_t202" style="position:absolute;left:0;text-align:left;margin-left:282.75pt;margin-top:33pt;width:68.25pt;height:21.75pt;z-index:251724800;visibility:visible;mso-wrap-style:square;mso-width-percent:0;mso-wrap-distance-left:9pt;mso-wrap-distance-top:0;mso-wrap-distance-right:9pt;mso-wrap-distance-bottom:0;mso-position-horizontal:absolute;mso-position-horizontal-relative:text;mso-position-vertical:absolute;mso-position-vertical-relative:text;mso-width-percent:0;mso-width-relative:margin;v-text-anchor:top" o:gfxdata="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" filled="f" stroked="f" strokeweight=".5pt">
                 <v:textbox>
                   <w:txbxContent>
                     <w:p>
@@ -13463,7 +14060,7 @@
           </mc:Choice>
           <mc:Fallback>
             <w:pict>
-              <v:shape w14:anchorId="154E24BE" id="_x0000_s1077" type="#_x0000_t202" style="position:absolute;left:0;text-align:left;margin-left:326.25pt;margin-top:30.75pt;width:68.25pt;height:21.75pt;z-index:251706368;visibility:visible;mso-wrap-style:square;mso-width-percent:0;mso-wrap-distance-left:9pt;mso-wrap-distance-top:0;mso-wrap-distance-right:9pt;mso-wrap-distance-bottom:0;mso-position-horizontal:absolute;mso-position-horizontal-relative:text;mso-position-vertical:absolute;mso-position-vertical-relative:text;mso-width-percent:0;mso-width-relative:margin;v-text-anchor:top" o:gfxdata="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" filled="f" stroked="f" strokeweight=".5pt">
+              <v:shape w14:anchorId="154E24BE" id="_x0000_s1081" type="#_x0000_t202" style="position:absolute;left:0;text-align:left;margin-left:326.25pt;margin-top:30.75pt;width:68.25pt;height:21.75pt;z-index:251706368;visibility:visible;mso-wrap-style:square;mso-width-percent:0;mso-wrap-distance-left:9pt;mso-wrap-distance-top:0;mso-wrap-distance-right:9pt;mso-wrap-distance-bottom:0;mso-position-horizontal:absolute;mso-position-horizontal-relative:text;mso-position-vertical:absolute;mso-position-vertical-relative:text;mso-width-percent:0;mso-width-relative:margin;v-text-anchor:top" o:gfxdata="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" filled="f" stroked="f" strokeweight=".5pt">
                 <v:textbox>
                   <w:txbxContent>
                     <w:p>
@@ -13566,7 +14163,7 @@
           </mc:Choice>
           <mc:Fallback>
             <w:pict>
-              <v:shape w14:anchorId="5F068397" id="_x0000_s1078" type="#_x0000_t202" style="position:absolute;left:0;text-align:left;margin-left:173.25pt;margin-top:35.25pt;width:68.25pt;height:21.75pt;z-index:251705344;visibility:visible;mso-wrap-style:square;mso-width-percent:0;mso-wrap-distance-left:9pt;mso-wrap-distance-top:0;mso-wrap-distance-right:9pt;mso-wrap-distance-bottom:0;mso-position-horizontal:absolute;mso-position-horizontal-relative:text;mso-position-vertical:absolute;mso-position-vertical-relative:text;mso-width-percent:0;mso-width-relative:margin;v-text-anchor:top" o:gfxdata="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" filled="f" stroked="f" strokeweight=".5pt">
+              <v:shape w14:anchorId="5F068397" id="_x0000_s1082" type="#_x0000_t202" style="position:absolute;left:0;text-align:left;margin-left:173.25pt;margin-top:35.25pt;width:68.25pt;height:21.75pt;z-index:251705344;visibility:visible;mso-wrap-style:square;mso-width-percent:0;mso-wrap-distance-left:9pt;mso-wrap-distance-top:0;mso-wrap-distance-right:9pt;mso-wrap-distance-bottom:0;mso-position-horizontal:absolute;mso-position-horizontal-relative:text;mso-position-vertical:absolute;mso-position-vertical-relative:text;mso-width-percent:0;mso-width-relative:margin;v-text-anchor:top" o:gfxdata="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" filled="f" stroked="f" strokeweight=".5pt">
                 <v:textbox>
                   <w:txbxContent>
                     <w:p>
@@ -13669,7 +14266,7 @@
           </mc:Choice>
           <mc:Fallback>
             <w:pict>
-              <v:shape w14:anchorId="646A9AC8" id="_x0000_s1079" type="#_x0000_t202" style="position:absolute;left:0;text-align:left;margin-left:732.75pt;margin-top:40.5pt;width:68.25pt;height:21.75pt;z-index:251704320;visibility:visible;mso-wrap-style:square;mso-width-percent:0;mso-wrap-distance-left:9pt;mso-wrap-distance-top:0;mso-wrap-distance-right:9pt;mso-wrap-distance-bottom:0;mso-position-horizontal:absolute;mso-position-horizontal-relative:text;mso-position-vertical:absolute;mso-position-vertical-relative:text;mso-width-percent:0;mso-width-relative:margin;v-text-anchor:top" o:gfxdata="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" filled="f" stroked="f" strokeweight=".5pt">
+              <v:shape w14:anchorId="646A9AC8" id="_x0000_s1083" type="#_x0000_t202" style="position:absolute;left:0;text-align:left;margin-left:732.75pt;margin-top:40.5pt;width:68.25pt;height:21.75pt;z-index:251704320;visibility:visible;mso-wrap-style:square;mso-width-percent:0;mso-wrap-distance-left:9pt;mso-wrap-distance-top:0;mso-wrap-distance-right:9pt;mso-wrap-distance-bottom:0;mso-position-horizontal:absolute;mso-position-horizontal-relative:text;mso-position-vertical:absolute;mso-position-vertical-relative:text;mso-width-percent:0;mso-width-relative:margin;v-text-anchor:top" o:gfxdata="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" filled="f" stroked="f" strokeweight=".5pt">
                 <v:textbox>
                   <w:txbxContent>
                     <w:p>
@@ -13763,7 +14360,7 @@
           </mc:Choice>
           <mc:Fallback>
             <w:pict>
-              <v:shape w14:anchorId="479DBE08" id="_x0000_s1080" type="#_x0000_t202" style="position:absolute;left:0;text-align:left;margin-left:-30pt;margin-top:38.25pt;width:54.75pt;height:21.75pt;z-index:251703296;visibility:visible;mso-wrap-style:square;mso-wrap-distance-left:9pt;mso-wrap-distance-top:0;mso-wrap-distance-right:9pt;mso-wrap-distance-bottom:0;mso-position-horizontal:absolute;mso-position-horizontal-relative:text;mso-position-vertical:absolute;mso-position-vertical-relative:text;v-text-anchor:top" o:gfxdata="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" filled="f" stroked="f" strokeweight=".5pt">
+              <v:shape w14:anchorId="479DBE08" id="_x0000_s1084" type="#_x0000_t202" style="position:absolute;left:0;text-align:left;margin-left:-30pt;margin-top:38.25pt;width:54.75pt;height:21.75pt;z-index:251703296;visibility:visible;mso-wrap-style:square;mso-wrap-distance-left:9pt;mso-wrap-distance-top:0;mso-wrap-distance-right:9pt;mso-wrap-distance-bottom:0;mso-position-horizontal:absolute;mso-position-horizontal-relative:text;mso-position-vertical:absolute;mso-position-vertical-relative:text;v-text-anchor:top" o:gfxdata="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" filled="f" stroked="f" strokeweight=".5pt">
                 <v:textbox>
                   <w:txbxContent>
                     <w:p>
@@ -13872,7 +14469,7 @@
           </mc:Choice>
           <mc:Fallback>
             <w:pict>
-              <v:line w14:anchorId="6615D0B8" id="직선 연결선 5" o:spid="_x0000_s1026" style="position:absolute;left:0;text-align:left;z-index:251725824;visibility:visible;mso-wrap-style:square;mso-width-percent:0;mso-height-percent:0;mso-wrap-distance-left:9pt;mso-wrap-distance-top:0;mso-wrap-distance-right:9pt;mso-wrap-distance-bottom:0;mso-position-horizontal:absolute;mso-position-horizontal-relative:text;mso-position-vertical:absolute;mso-position-vertical-relative:text;mso-width-percent:0;mso-height-percent:0;mso-width-relative:margin;mso-height-relative:margin" from="316.5pt,8.4pt" to="316.5pt,441.15pt" o:gfxdata="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" strokecolor="black [3213]" strokeweight="2.25pt">
+              <v:line w14:anchorId="2D1BA318" id="직선 연결선 5" o:spid="_x0000_s1026" style="position:absolute;left:0;text-align:left;z-index:251725824;visibility:visible;mso-wrap-style:square;mso-width-percent:0;mso-height-percent:0;mso-wrap-distance-left:9pt;mso-wrap-distance-top:0;mso-wrap-distance-right:9pt;mso-wrap-distance-bottom:0;mso-position-horizontal:absolute;mso-position-horizontal-relative:text;mso-position-vertical:absolute;mso-position-vertical-relative:text;mso-width-percent:0;mso-height-percent:0;mso-width-relative:margin;mso-height-relative:margin" from="316.5pt,8.4pt" to="316.5pt,441.15pt" o:gfxdata="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" strokecolor="black [3213]" strokeweight="2.25pt">
                 <v:stroke dashstyle="dash" opacity="32896f" joinstyle="miter"/>
               </v:line>
             </w:pict>
@@ -13951,7 +14548,7 @@
           </mc:Choice>
           <mc:Fallback>
             <w:pict>
-              <v:line w14:anchorId="781F1106" id="직선 연결선 5" o:spid="_x0000_s1026" style="position:absolute;left:0;text-align:left;z-index:251709440;visibility:visible;mso-wrap-style:square;mso-width-percent:0;mso-height-percent:0;mso-wrap-distance-left:9pt;mso-wrap-distance-top:0;mso-wrap-distance-right:9pt;mso-wrap-distance-bottom:0;mso-position-horizontal:absolute;mso-position-horizontal-relative:text;mso-position-vertical:absolute;mso-position-vertical-relative:text;mso-width-percent:0;mso-height-percent:0;mso-width-relative:margin;mso-height-relative:margin" from="5in,6.15pt" to="5in,438.9pt" o:gfxdata="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" strokecolor="black [3213]" strokeweight="2.25pt">
+              <v:line w14:anchorId="6BEBE785" id="직선 연결선 5" o:spid="_x0000_s1026" style="position:absolute;left:0;text-align:left;z-index:251709440;visibility:visible;mso-wrap-style:square;mso-width-percent:0;mso-height-percent:0;mso-wrap-distance-left:9pt;mso-wrap-distance-top:0;mso-wrap-distance-right:9pt;mso-wrap-distance-bottom:0;mso-position-horizontal:absolute;mso-position-horizontal-relative:text;mso-position-vertical:absolute;mso-position-vertical-relative:text;mso-width-percent:0;mso-height-percent:0;mso-width-relative:margin;mso-height-relative:margin" from="5in,6.15pt" to="5in,438.9pt" o:gfxdata="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" strokecolor="black [3213]" strokeweight="2.25pt">
                 <v:stroke dashstyle="dash" opacity="32896f" joinstyle="miter"/>
               </v:line>
             </w:pict>
@@ -14058,7 +14655,7 @@
           </mc:Choice>
           <mc:Fallback>
             <w:pict>
-              <v:rect w14:anchorId="38E09CC9" id="_x0000_s1081" style="position:absolute;margin-left:5in;margin-top:6.2pt;width:406.5pt;height:24pt;z-index:251702272;visibility:visible;mso-wrap-style:square;mso-width-percent:0;mso-height-percent:0;mso-wrap-distance-left:9pt;mso-wrap-distance-top:0;mso-wrap-distance-right:9pt;mso-wrap-distance-bottom:0;mso-position-horizontal:absolute;mso-position-horizontal-relative:text;mso-position-vertical:absolute;mso-position-vertical-relative:text;mso-width-percent:0;mso-height-percent:0;mso-width-relative:margin;mso-height-relative:margin;v-text-anchor:middle" o:gfxdata="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" fillcolor="#d8d8d8 [2732]" strokecolor="black [3213]" strokeweight="1pt">
+              <v:rect w14:anchorId="38E09CC9" id="_x0000_s1085" style="position:absolute;margin-left:5in;margin-top:6.2pt;width:406.5pt;height:24pt;z-index:251702272;visibility:visible;mso-wrap-style:square;mso-width-percent:0;mso-height-percent:0;mso-wrap-distance-left:9pt;mso-wrap-distance-top:0;mso-wrap-distance-right:9pt;mso-wrap-distance-bottom:0;mso-position-horizontal:absolute;mso-position-horizontal-relative:text;mso-position-vertical:absolute;mso-position-vertical-relative:text;mso-width-percent:0;mso-height-percent:0;mso-width-relative:margin;mso-height-relative:margin;v-text-anchor:middle" o:gfxdata="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" fillcolor="#d8d8d8 [2732]" strokecolor="black [3213]" strokeweight="1pt">
                 <v:textbox>
                   <w:txbxContent>
                     <w:p>
@@ -14183,7 +14780,7 @@
           </mc:Choice>
           <mc:Fallback>
             <w:pict>
-              <v:rect w14:anchorId="36352ABB" id="_x0000_s1082" style="position:absolute;margin-left:204.75pt;margin-top:6.2pt;width:155.25pt;height:24pt;z-index:251701248;visibility:visible;mso-wrap-style:square;mso-width-percent:0;mso-height-percent:0;mso-wrap-distance-left:9pt;mso-wrap-distance-top:0;mso-wrap-distance-right:9pt;mso-wrap-distance-bottom:0;mso-position-horizontal:absolute;mso-position-horizontal-relative:text;mso-position-vertical:absolute;mso-position-vertical-relative:text;mso-width-percent:0;mso-height-percent:0;mso-width-relative:margin;mso-height-relative:margin;v-text-anchor:middle" o:gfxdata="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" fillcolor="#d8d8d8 [2732]" strokecolor="black [3213]" strokeweight="1pt">
+              <v:rect w14:anchorId="36352ABB" id="_x0000_s1086" style="position:absolute;margin-left:204.75pt;margin-top:6.2pt;width:155.25pt;height:24pt;z-index:251701248;visibility:visible;mso-wrap-style:square;mso-width-percent:0;mso-height-percent:0;mso-wrap-distance-left:9pt;mso-wrap-distance-top:0;mso-wrap-distance-right:9pt;mso-wrap-distance-bottom:0;mso-position-horizontal:absolute;mso-position-horizontal-relative:text;mso-position-vertical:absolute;mso-position-vertical-relative:text;mso-width-percent:0;mso-height-percent:0;mso-width-relative:margin;mso-height-relative:margin;v-text-anchor:middle" o:gfxdata="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" fillcolor="#d8d8d8 [2732]" strokecolor="black [3213]" strokeweight="1pt">
                 <v:textbox>
                   <w:txbxContent>
                     <w:p>
@@ -14308,7 +14905,7 @@
           </mc:Choice>
           <mc:Fallback>
             <w:pict>
-              <v:rect w14:anchorId="7E01D7EC" id="_x0000_s1083" style="position:absolute;margin-left:-1.5pt;margin-top:225.95pt;width:60pt;height:44.25pt;z-index:251716608;visibility:visible;mso-wrap-style:square;mso-width-percent:0;mso-height-percent:0;mso-wrap-distance-left:9pt;mso-wrap-distance-top:0;mso-wrap-distance-right:9pt;mso-wrap-distance-bottom:0;mso-position-horizontal:absolute;mso-position-horizontal-relative:text;mso-position-vertical:absolute;mso-position-vertical-relative:text;mso-width-percent:0;mso-height-percent:0;mso-width-relative:margin;mso-height-relative:margin;v-text-anchor:middle" o:gfxdata="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" fillcolor="#d8d8d8 [2732]" strokecolor="black [3213]" strokeweight="1pt">
+              <v:rect w14:anchorId="7E01D7EC" id="_x0000_s1087" style="position:absolute;margin-left:-1.5pt;margin-top:225.95pt;width:60pt;height:44.25pt;z-index:251716608;visibility:visible;mso-wrap-style:square;mso-width-percent:0;mso-height-percent:0;mso-wrap-distance-left:9pt;mso-wrap-distance-top:0;mso-wrap-distance-right:9pt;mso-wrap-distance-bottom:0;mso-position-horizontal:absolute;mso-position-horizontal-relative:text;mso-position-vertical:absolute;mso-position-vertical-relative:text;mso-width-percent:0;mso-height-percent:0;mso-width-relative:margin;mso-height-relative:margin;v-text-anchor:middle" o:gfxdata="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" fillcolor="#d8d8d8 [2732]" strokecolor="black [3213]" strokeweight="1pt">
                 <v:textbox>
                   <w:txbxContent>
                     <w:p>
@@ -14405,7 +15002,7 @@
           </mc:Choice>
           <mc:Fallback>
             <w:pict>
-              <v:line w14:anchorId="37D285BB" id="직선 연결선 5" o:spid="_x0000_s1026" style="position:absolute;left:0;text-align:left;z-index:251710464;visibility:visible;mso-wrap-style:square;mso-width-percent:0;mso-height-percent:0;mso-wrap-distance-left:9pt;mso-wrap-distance-top:0;mso-wrap-distance-right:9pt;mso-wrap-distance-bottom:0;mso-position-horizontal:absolute;mso-position-horizontal-relative:text;mso-position-vertical:absolute;mso-position-vertical-relative:text;mso-width-percent:0;mso-height-percent:0;mso-width-relative:margin;mso-height-relative:margin" from="767.25pt,6.9pt" to="767.25pt,439.65pt" o:gfxdata="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" strokecolor="black [3213]" strokeweight="2.25pt">
+              <v:line w14:anchorId="70A043A5" id="직선 연결선 5" o:spid="_x0000_s1026" style="position:absolute;left:0;text-align:left;z-index:251710464;visibility:visible;mso-wrap-style:square;mso-width-percent:0;mso-height-percent:0;mso-wrap-distance-left:9pt;mso-wrap-distance-top:0;mso-wrap-distance-right:9pt;mso-wrap-distance-bottom:0;mso-position-horizontal:absolute;mso-position-horizontal-relative:text;mso-position-vertical:absolute;mso-position-vertical-relative:text;mso-width-percent:0;mso-height-percent:0;mso-width-relative:margin;mso-height-relative:margin" from="767.25pt,6.9pt" to="767.25pt,439.65pt" o:gfxdata="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" strokecolor="black [3213]" strokeweight="2.25pt">
                 <v:stroke dashstyle="dash" opacity="32896f" joinstyle="miter"/>
               </v:line>
             </w:pict>
@@ -14484,7 +15081,7 @@
           </mc:Choice>
           <mc:Fallback>
             <w:pict>
-              <v:line w14:anchorId="43932675" id="직선 연결선 5" o:spid="_x0000_s1026" style="position:absolute;left:0;text-align:left;z-index:251708416;visibility:visible;mso-wrap-style:square;mso-width-percent:0;mso-height-percent:0;mso-wrap-distance-left:9pt;mso-wrap-distance-top:0;mso-wrap-distance-right:9pt;mso-wrap-distance-bottom:0;mso-position-horizontal:absolute;mso-position-horizontal-relative:text;mso-position-vertical:absolute;mso-position-vertical-relative:text;mso-width-percent:0;mso-height-percent:0;mso-width-relative:margin;mso-height-relative:margin" from="204.75pt,6.15pt" to="204.75pt,438.9pt" o:gfxdata="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" strokecolor="black [3213]" strokeweight="2.25pt">
+              <v:line w14:anchorId="06B67C36" id="직선 연결선 5" o:spid="_x0000_s1026" style="position:absolute;left:0;text-align:left;z-index:251708416;visibility:visible;mso-wrap-style:square;mso-width-percent:0;mso-height-percent:0;mso-wrap-distance-left:9pt;mso-wrap-distance-top:0;mso-wrap-distance-right:9pt;mso-wrap-distance-bottom:0;mso-position-horizontal:absolute;mso-position-horizontal-relative:text;mso-position-vertical:absolute;mso-position-vertical-relative:text;mso-width-percent:0;mso-height-percent:0;mso-width-relative:margin;mso-height-relative:margin" from="204.75pt,6.15pt" to="204.75pt,438.9pt" o:gfxdata="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" strokecolor="black [3213]" strokeweight="2.25pt">
                 <v:stroke dashstyle="dash" opacity="32896f" joinstyle="miter"/>
               </v:line>
             </w:pict>
@@ -14563,7 +15160,7 @@
           </mc:Choice>
           <mc:Fallback>
             <w:pict>
-              <v:line w14:anchorId="4F748751" id="직선 연결선 5" o:spid="_x0000_s1026" style="position:absolute;left:0;text-align:left;z-index:251707392;visibility:visible;mso-wrap-style:square;mso-width-percent:0;mso-height-percent:0;mso-wrap-distance-left:9pt;mso-wrap-distance-top:0;mso-wrap-distance-right:9pt;mso-wrap-distance-bottom:0;mso-position-horizontal:absolute;mso-position-horizontal-relative:text;mso-position-vertical:absolute;mso-position-vertical-relative:text;mso-width-percent:0;mso-height-percent:0;mso-width-relative:margin;mso-height-relative:margin" from="-3pt,6.95pt" to="-3pt,439.7pt" o:gfxdata="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" strokecolor="black [3213]" strokeweight="2.25pt">
+              <v:line w14:anchorId="1463F132" id="직선 연결선 5" o:spid="_x0000_s1026" style="position:absolute;left:0;text-align:left;z-index:251707392;visibility:visible;mso-wrap-style:square;mso-width-percent:0;mso-height-percent:0;mso-wrap-distance-left:9pt;mso-wrap-distance-top:0;mso-wrap-distance-right:9pt;mso-wrap-distance-bottom:0;mso-position-horizontal:absolute;mso-position-horizontal-relative:text;mso-position-vertical:absolute;mso-position-vertical-relative:text;mso-width-percent:0;mso-height-percent:0;mso-width-relative:margin;mso-height-relative:margin" from="-3pt,6.95pt" to="-3pt,439.7pt" o:gfxdata="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" strokecolor="black [3213]" strokeweight="2.25pt">
                 <v:stroke dashstyle="dash" opacity="32896f" joinstyle="miter"/>
               </v:line>
             </w:pict>
@@ -14670,7 +15267,7 @@
           </mc:Choice>
           <mc:Fallback>
             <w:pict>
-              <v:rect w14:anchorId="2CDDFD22" id="_x0000_s1084" style="position:absolute;margin-left:-3pt;margin-top:6.95pt;width:207pt;height:24pt;z-index:251700224;visibility:visible;mso-wrap-style:square;mso-width-percent:0;mso-height-percent:0;mso-wrap-distance-left:9pt;mso-wrap-distance-top:0;mso-wrap-distance-right:9pt;mso-wrap-distance-bottom:0;mso-position-horizontal:absolute;mso-position-horizontal-relative:text;mso-position-vertical:absolute;mso-position-vertical-relative:text;mso-width-percent:0;mso-height-percent:0;mso-width-relative:margin;mso-height-relative:margin;v-text-anchor:middle" o:gfxdata="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" fillcolor="#d8d8d8 [2732]" strokecolor="black [3213]" strokeweight="1pt">
+              <v:rect w14:anchorId="2CDDFD22" id="_x0000_s1088" style="position:absolute;margin-left:-3pt;margin-top:6.95pt;width:207pt;height:24pt;z-index:251700224;visibility:visible;mso-wrap-style:square;mso-width-percent:0;mso-height-percent:0;mso-wrap-distance-left:9pt;mso-wrap-distance-top:0;mso-wrap-distance-right:9pt;mso-wrap-distance-bottom:0;mso-position-horizontal:absolute;mso-position-horizontal-relative:text;mso-position-vertical:absolute;mso-position-vertical-relative:text;mso-width-percent:0;mso-height-percent:0;mso-width-relative:margin;mso-height-relative:margin;v-text-anchor:middle" o:gfxdata="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" fillcolor="#d8d8d8 [2732]" strokecolor="black [3213]" strokeweight="1pt">
                 <v:textbox>
                   <w:txbxContent>
                     <w:p>
@@ -14700,6 +15297,542 @@
       <w:pPr>
         <w:pStyle w:val="a4"/>
       </w:pPr>
+      <w:r>
+        <w:rPr>
+          <w:rFonts w:hint="eastAsia"/>
+          <w:noProof/>
+          <w:lang w:val="ko-KR"/>
+        </w:rPr>
+        <mc:AlternateContent>
+          <mc:Choice Requires="wps">
+            <w:drawing>
+              <wp:anchor distT="0" distB="0" distL="114300" distR="114300" simplePos="0" relativeHeight="251777024" behindDoc="0" locked="0" layoutInCell="1" allowOverlap="1" wp14:anchorId="04C13BC6" wp14:editId="0766B212">
+                <wp:simplePos x="0" y="0"/>
+                <wp:positionH relativeFrom="column">
+                  <wp:posOffset>4029076</wp:posOffset>
+                </wp:positionH>
+                <wp:positionV relativeFrom="paragraph">
+                  <wp:posOffset>4526280</wp:posOffset>
+                </wp:positionV>
+                <wp:extent cx="5695950" cy="304800"/>
+                <wp:effectExtent l="0" t="0" r="19050" b="19050"/>
+                <wp:wrapNone/>
+                <wp:docPr id="1919167789" name="직사각형 3"/>
+                <wp:cNvGraphicFramePr/>
+                <a:graphic xmlns:a="http://schemas.openxmlformats.org/drawingml/2006/main">
+                  <a:graphicData uri="http://schemas.microsoft.com/office/word/2010/wordprocessingShape">
+                    <wps:wsp>
+                      <wps:cNvSpPr/>
+                      <wps:spPr>
+                        <a:xfrm>
+                          <a:off x="0" y="0"/>
+                          <a:ext cx="5695950" cy="304800"/>
+                        </a:xfrm>
+                        <a:prstGeom prst="rect">
+                          <a:avLst/>
+                        </a:prstGeom>
+                        <a:solidFill>
+                          <a:schemeClr val="bg1">
+                            <a:lumMod val="85000"/>
+                          </a:schemeClr>
+                        </a:solidFill>
+                        <a:ln>
+                          <a:solidFill>
+                            <a:schemeClr val="tx1"/>
+                          </a:solidFill>
+                        </a:ln>
+                      </wps:spPr>
+                      <wps:style>
+                        <a:lnRef idx="2">
+                          <a:schemeClr val="accent1">
+                            <a:shade val="15000"/>
+                          </a:schemeClr>
+                        </a:lnRef>
+                        <a:fillRef idx="1">
+                          <a:schemeClr val="accent1"/>
+                        </a:fillRef>
+                        <a:effectRef idx="0">
+                          <a:schemeClr val="accent1"/>
+                        </a:effectRef>
+                        <a:fontRef idx="minor">
+                          <a:schemeClr val="lt1"/>
+                        </a:fontRef>
+                      </wps:style>
+                      <wps:txbx>
+                        <w:txbxContent>
+                          <w:p>
+                            <w:pPr>
+                              <w:jc w:val="center"/>
+                              <w:rPr>
+                                <w:rFonts w:hint="eastAsia"/>
+                                <w:color w:val="000000" w:themeColor="text1"/>
+                              </w:rPr>
+                            </w:pPr>
+                            <w:r>
+                              <w:rPr>
+                                <w:rFonts w:hint="eastAsia"/>
+                                <w:color w:val="000000" w:themeColor="text1"/>
+                              </w:rPr>
+                              <w:t>피격 판정 복구 구간</w:t>
+                            </w:r>
+                          </w:p>
+                        </w:txbxContent>
+                      </wps:txbx>
+                      <wps:bodyPr rot="0" spcFirstLastPara="0" vertOverflow="overflow" horzOverflow="overflow" vert="horz" wrap="square" lIns="91440" tIns="45720" rIns="91440" bIns="45720" numCol="1" spcCol="0" rtlCol="0" fromWordArt="0" anchor="ctr" anchorCtr="0" forceAA="0" compatLnSpc="1">
+                        <a:prstTxWarp prst="textNoShape">
+                          <a:avLst/>
+                        </a:prstTxWarp>
+                        <a:noAutofit/>
+                      </wps:bodyPr>
+                    </wps:wsp>
+                  </a:graphicData>
+                </a:graphic>
+                <wp14:sizeRelH relativeFrom="margin">
+                  <wp14:pctWidth>0</wp14:pctWidth>
+                </wp14:sizeRelH>
+                <wp14:sizeRelV relativeFrom="margin">
+                  <wp14:pctHeight>0</wp14:pctHeight>
+                </wp14:sizeRelV>
+              </wp:anchor>
+            </w:drawing>
+          </mc:Choice>
+          <mc:Fallback>
+            <w:pict>
+              <v:rect w14:anchorId="04C13BC6" id="_x0000_s1089" style="position:absolute;margin-left:317.25pt;margin-top:356.4pt;width:448.5pt;height:24pt;z-index:251777024;visibility:visible;mso-wrap-style:square;mso-width-percent:0;mso-height-percent:0;mso-wrap-distance-left:9pt;mso-wrap-distance-top:0;mso-wrap-distance-right:9pt;mso-wrap-distance-bottom:0;mso-position-horizontal:absolute;mso-position-horizontal-relative:text;mso-position-vertical:absolute;mso-position-vertical-relative:text;mso-width-percent:0;mso-height-percent:0;mso-width-relative:margin;mso-height-relative:margin;v-text-anchor:middle" o:gfxdata="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" fillcolor="#d8d8d8 [2732]" strokecolor="black [3213]" strokeweight="1pt">
+                <v:textbox>
+                  <w:txbxContent>
+                    <w:p>
+                      <w:pPr>
+                        <w:jc w:val="center"/>
+                        <w:rPr>
+                          <w:rFonts w:hint="eastAsia"/>
+                          <w:color w:val="000000" w:themeColor="text1"/>
+                        </w:rPr>
+                      </w:pPr>
+                      <w:r>
+                        <w:rPr>
+                          <w:rFonts w:hint="eastAsia"/>
+                          <w:color w:val="000000" w:themeColor="text1"/>
+                        </w:rPr>
+                        <w:t>피격 판정 복구 구간</w:t>
+                      </w:r>
+                    </w:p>
+                  </w:txbxContent>
+                </v:textbox>
+              </v:rect>
+            </w:pict>
+          </mc:Fallback>
+        </mc:AlternateContent>
+      </w:r>
+      <w:r>
+        <w:rPr>
+          <w:rFonts w:hint="eastAsia"/>
+          <w:noProof/>
+          <w:lang w:val="ko-KR"/>
+        </w:rPr>
+        <mc:AlternateContent>
+          <mc:Choice Requires="wps">
+            <w:drawing>
+              <wp:anchor distT="0" distB="0" distL="114300" distR="114300" simplePos="0" relativeHeight="251778048" behindDoc="0" locked="0" layoutInCell="1" allowOverlap="1" wp14:anchorId="2E318E53" wp14:editId="4A1C17D4">
+                <wp:simplePos x="0" y="0"/>
+                <wp:positionH relativeFrom="column">
+                  <wp:posOffset>4029075</wp:posOffset>
+                </wp:positionH>
+                <wp:positionV relativeFrom="paragraph">
+                  <wp:posOffset>3992880</wp:posOffset>
+                </wp:positionV>
+                <wp:extent cx="5715000" cy="304800"/>
+                <wp:effectExtent l="0" t="0" r="19050" b="19050"/>
+                <wp:wrapNone/>
+                <wp:docPr id="856600278" name="직사각형 3"/>
+                <wp:cNvGraphicFramePr/>
+                <a:graphic xmlns:a="http://schemas.openxmlformats.org/drawingml/2006/main">
+                  <a:graphicData uri="http://schemas.microsoft.com/office/word/2010/wordprocessingShape">
+                    <wps:wsp>
+                      <wps:cNvSpPr/>
+                      <wps:spPr>
+                        <a:xfrm>
+                          <a:off x="0" y="0"/>
+                          <a:ext cx="5715000" cy="304800"/>
+                        </a:xfrm>
+                        <a:prstGeom prst="rect">
+                          <a:avLst/>
+                        </a:prstGeom>
+                        <a:solidFill>
+                          <a:schemeClr val="bg1">
+                            <a:lumMod val="85000"/>
+                          </a:schemeClr>
+                        </a:solidFill>
+                        <a:ln>
+                          <a:solidFill>
+                            <a:schemeClr val="tx1"/>
+                          </a:solidFill>
+                        </a:ln>
+                      </wps:spPr>
+                      <wps:style>
+                        <a:lnRef idx="2">
+                          <a:schemeClr val="accent1">
+                            <a:shade val="15000"/>
+                          </a:schemeClr>
+                        </a:lnRef>
+                        <a:fillRef idx="1">
+                          <a:schemeClr val="accent1"/>
+                        </a:fillRef>
+                        <a:effectRef idx="0">
+                          <a:schemeClr val="accent1"/>
+                        </a:effectRef>
+                        <a:fontRef idx="minor">
+                          <a:schemeClr val="lt1"/>
+                        </a:fontRef>
+                      </wps:style>
+                      <wps:txbx>
+                        <w:txbxContent>
+                          <w:p>
+                            <w:pPr>
+                              <w:jc w:val="center"/>
+                              <w:rPr>
+                                <w:rFonts w:hint="eastAsia"/>
+                                <w:color w:val="000000" w:themeColor="text1"/>
+                              </w:rPr>
+                            </w:pPr>
+                            <w:r>
+                              <w:rPr>
+                                <w:rFonts w:hint="eastAsia"/>
+                                <w:color w:val="000000" w:themeColor="text1"/>
+                              </w:rPr>
+                              <w:t xml:space="preserve">상태 전환 </w:t>
+                            </w:r>
+                            <w:r>
+                              <w:rPr>
+                                <w:rFonts w:hint="eastAsia"/>
+                                <w:color w:val="000000" w:themeColor="text1"/>
+                              </w:rPr>
+                              <w:t>가능</w:t>
+                            </w:r>
+                            <w:r>
+                              <w:rPr>
+                                <w:rFonts w:hint="eastAsia"/>
+                                <w:color w:val="000000" w:themeColor="text1"/>
+                              </w:rPr>
+                              <w:t xml:space="preserve"> 구간</w:t>
+                            </w:r>
+                          </w:p>
+                        </w:txbxContent>
+                      </wps:txbx>
+                      <wps:bodyPr rot="0" spcFirstLastPara="0" vertOverflow="overflow" horzOverflow="overflow" vert="horz" wrap="square" lIns="91440" tIns="45720" rIns="91440" bIns="45720" numCol="1" spcCol="0" rtlCol="0" fromWordArt="0" anchor="ctr" anchorCtr="0" forceAA="0" compatLnSpc="1">
+                        <a:prstTxWarp prst="textNoShape">
+                          <a:avLst/>
+                        </a:prstTxWarp>
+                        <a:noAutofit/>
+                      </wps:bodyPr>
+                    </wps:wsp>
+                  </a:graphicData>
+                </a:graphic>
+                <wp14:sizeRelH relativeFrom="margin">
+                  <wp14:pctWidth>0</wp14:pctWidth>
+                </wp14:sizeRelH>
+                <wp14:sizeRelV relativeFrom="margin">
+                  <wp14:pctHeight>0</wp14:pctHeight>
+                </wp14:sizeRelV>
+              </wp:anchor>
+            </w:drawing>
+          </mc:Choice>
+          <mc:Fallback>
+            <w:pict>
+              <v:rect w14:anchorId="2E318E53" id="_x0000_s1090" style="position:absolute;margin-left:317.25pt;margin-top:314.4pt;width:450pt;height:24pt;z-index:251778048;visibility:visible;mso-wrap-style:square;mso-width-percent:0;mso-height-percent:0;mso-wrap-distance-left:9pt;mso-wrap-distance-top:0;mso-wrap-distance-right:9pt;mso-wrap-distance-bottom:0;mso-position-horizontal:absolute;mso-position-horizontal-relative:text;mso-position-vertical:absolute;mso-position-vertical-relative:text;mso-width-percent:0;mso-height-percent:0;mso-width-relative:margin;mso-height-relative:margin;v-text-anchor:middle" o:gfxdata="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" fillcolor="#d8d8d8 [2732]" strokecolor="black [3213]" strokeweight="1pt">
+                <v:textbox>
+                  <w:txbxContent>
+                    <w:p>
+                      <w:pPr>
+                        <w:jc w:val="center"/>
+                        <w:rPr>
+                          <w:rFonts w:hint="eastAsia"/>
+                          <w:color w:val="000000" w:themeColor="text1"/>
+                        </w:rPr>
+                      </w:pPr>
+                      <w:r>
+                        <w:rPr>
+                          <w:rFonts w:hint="eastAsia"/>
+                          <w:color w:val="000000" w:themeColor="text1"/>
+                        </w:rPr>
+                        <w:t xml:space="preserve">상태 전환 </w:t>
+                      </w:r>
+                      <w:r>
+                        <w:rPr>
+                          <w:rFonts w:hint="eastAsia"/>
+                          <w:color w:val="000000" w:themeColor="text1"/>
+                        </w:rPr>
+                        <w:t>가능</w:t>
+                      </w:r>
+                      <w:r>
+                        <w:rPr>
+                          <w:rFonts w:hint="eastAsia"/>
+                          <w:color w:val="000000" w:themeColor="text1"/>
+                        </w:rPr>
+                        <w:t xml:space="preserve"> 구간</w:t>
+                      </w:r>
+                    </w:p>
+                  </w:txbxContent>
+                </v:textbox>
+              </v:rect>
+            </w:pict>
+          </mc:Fallback>
+        </mc:AlternateContent>
+      </w:r>
+      <w:r>
+        <w:rPr>
+          <w:rFonts w:hint="eastAsia"/>
+          <w:noProof/>
+          <w:lang w:val="ko-KR"/>
+        </w:rPr>
+        <mc:AlternateContent>
+          <mc:Choice Requires="wps">
+            <w:drawing>
+              <wp:anchor distT="0" distB="0" distL="114300" distR="114300" simplePos="0" relativeHeight="251776000" behindDoc="0" locked="0" layoutInCell="1" allowOverlap="1" wp14:anchorId="0F2213DE" wp14:editId="2EBB8493">
+                <wp:simplePos x="0" y="0"/>
+                <wp:positionH relativeFrom="column">
+                  <wp:posOffset>-47625</wp:posOffset>
+                </wp:positionH>
+                <wp:positionV relativeFrom="paragraph">
+                  <wp:posOffset>4526280</wp:posOffset>
+                </wp:positionV>
+                <wp:extent cx="4067175" cy="304800"/>
+                <wp:effectExtent l="0" t="0" r="28575" b="19050"/>
+                <wp:wrapNone/>
+                <wp:docPr id="672309177" name="직사각형 3"/>
+                <wp:cNvGraphicFramePr/>
+                <a:graphic xmlns:a="http://schemas.openxmlformats.org/drawingml/2006/main">
+                  <a:graphicData uri="http://schemas.microsoft.com/office/word/2010/wordprocessingShape">
+                    <wps:wsp>
+                      <wps:cNvSpPr/>
+                      <wps:spPr>
+                        <a:xfrm>
+                          <a:off x="0" y="0"/>
+                          <a:ext cx="4067175" cy="304800"/>
+                        </a:xfrm>
+                        <a:prstGeom prst="rect">
+                          <a:avLst/>
+                        </a:prstGeom>
+                        <a:solidFill>
+                          <a:schemeClr val="bg1">
+                            <a:lumMod val="85000"/>
+                          </a:schemeClr>
+                        </a:solidFill>
+                        <a:ln>
+                          <a:solidFill>
+                            <a:schemeClr val="tx1"/>
+                          </a:solidFill>
+                        </a:ln>
+                      </wps:spPr>
+                      <wps:style>
+                        <a:lnRef idx="2">
+                          <a:schemeClr val="accent1">
+                            <a:shade val="15000"/>
+                          </a:schemeClr>
+                        </a:lnRef>
+                        <a:fillRef idx="1">
+                          <a:schemeClr val="accent1"/>
+                        </a:fillRef>
+                        <a:effectRef idx="0">
+                          <a:schemeClr val="accent1"/>
+                        </a:effectRef>
+                        <a:fontRef idx="minor">
+                          <a:schemeClr val="lt1"/>
+                        </a:fontRef>
+                      </wps:style>
+                      <wps:txbx>
+                        <w:txbxContent>
+                          <w:p>
+                            <w:pPr>
+                              <w:jc w:val="center"/>
+                              <w:rPr>
+                                <w:rFonts w:hint="eastAsia"/>
+                                <w:color w:val="000000" w:themeColor="text1"/>
+                              </w:rPr>
+                            </w:pPr>
+                            <w:r>
+                              <w:rPr>
+                                <w:rFonts w:hint="eastAsia"/>
+                                <w:color w:val="000000" w:themeColor="text1"/>
+                              </w:rPr>
+                              <w:t>피격 판정 제거 구간</w:t>
+                            </w:r>
+                          </w:p>
+                        </w:txbxContent>
+                      </wps:txbx>
+                      <wps:bodyPr rot="0" spcFirstLastPara="0" vertOverflow="overflow" horzOverflow="overflow" vert="horz" wrap="square" lIns="91440" tIns="45720" rIns="91440" bIns="45720" numCol="1" spcCol="0" rtlCol="0" fromWordArt="0" anchor="ctr" anchorCtr="0" forceAA="0" compatLnSpc="1">
+                        <a:prstTxWarp prst="textNoShape">
+                          <a:avLst/>
+                        </a:prstTxWarp>
+                        <a:noAutofit/>
+                      </wps:bodyPr>
+                    </wps:wsp>
+                  </a:graphicData>
+                </a:graphic>
+                <wp14:sizeRelH relativeFrom="margin">
+                  <wp14:pctWidth>0</wp14:pctWidth>
+                </wp14:sizeRelH>
+                <wp14:sizeRelV relativeFrom="margin">
+                  <wp14:pctHeight>0</wp14:pctHeight>
+                </wp14:sizeRelV>
+              </wp:anchor>
+            </w:drawing>
+          </mc:Choice>
+          <mc:Fallback>
+            <w:pict>
+              <v:rect w14:anchorId="0F2213DE" id="_x0000_s1091" style="position:absolute;margin-left:-3.75pt;margin-top:356.4pt;width:320.25pt;height:24pt;z-index:251776000;visibility:visible;mso-wrap-style:square;mso-width-percent:0;mso-height-percent:0;mso-wrap-distance-left:9pt;mso-wrap-distance-top:0;mso-wrap-distance-right:9pt;mso-wrap-distance-bottom:0;mso-position-horizontal:absolute;mso-position-horizontal-relative:text;mso-position-vertical:absolute;mso-position-vertical-relative:text;mso-width-percent:0;mso-height-percent:0;mso-width-relative:margin;mso-height-relative:margin;v-text-anchor:middle" o:gfxdata="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" fillcolor="#d8d8d8 [2732]" strokecolor="black [3213]" strokeweight="1pt">
+                <v:textbox>
+                  <w:txbxContent>
+                    <w:p>
+                      <w:pPr>
+                        <w:jc w:val="center"/>
+                        <w:rPr>
+                          <w:rFonts w:hint="eastAsia"/>
+                          <w:color w:val="000000" w:themeColor="text1"/>
+                        </w:rPr>
+                      </w:pPr>
+                      <w:r>
+                        <w:rPr>
+                          <w:rFonts w:hint="eastAsia"/>
+                          <w:color w:val="000000" w:themeColor="text1"/>
+                        </w:rPr>
+                        <w:t>피격 판정 제거 구간</w:t>
+                      </w:r>
+                    </w:p>
+                  </w:txbxContent>
+                </v:textbox>
+              </v:rect>
+            </w:pict>
+          </mc:Fallback>
+        </mc:AlternateContent>
+      </w:r>
+      <w:r>
+        <w:rPr>
+          <w:rFonts w:hint="eastAsia"/>
+          <w:noProof/>
+          <w:lang w:val="ko-KR"/>
+        </w:rPr>
+        <mc:AlternateContent>
+          <mc:Choice Requires="wps">
+            <w:drawing>
+              <wp:anchor distT="0" distB="0" distL="114300" distR="114300" simplePos="0" relativeHeight="251774976" behindDoc="0" locked="0" layoutInCell="1" allowOverlap="1" wp14:anchorId="08AB0757" wp14:editId="6356FB6A">
+                <wp:simplePos x="0" y="0"/>
+                <wp:positionH relativeFrom="column">
+                  <wp:posOffset>-47625</wp:posOffset>
+                </wp:positionH>
+                <wp:positionV relativeFrom="paragraph">
+                  <wp:posOffset>3992880</wp:posOffset>
+                </wp:positionV>
+                <wp:extent cx="4067175" cy="304800"/>
+                <wp:effectExtent l="0" t="0" r="28575" b="19050"/>
+                <wp:wrapNone/>
+                <wp:docPr id="413494491" name="직사각형 3"/>
+                <wp:cNvGraphicFramePr/>
+                <a:graphic xmlns:a="http://schemas.openxmlformats.org/drawingml/2006/main">
+                  <a:graphicData uri="http://schemas.microsoft.com/office/word/2010/wordprocessingShape">
+                    <wps:wsp>
+                      <wps:cNvSpPr/>
+                      <wps:spPr>
+                        <a:xfrm>
+                          <a:off x="0" y="0"/>
+                          <a:ext cx="4067175" cy="304800"/>
+                        </a:xfrm>
+                        <a:prstGeom prst="rect">
+                          <a:avLst/>
+                        </a:prstGeom>
+                        <a:solidFill>
+                          <a:schemeClr val="bg1">
+                            <a:lumMod val="85000"/>
+                          </a:schemeClr>
+                        </a:solidFill>
+                        <a:ln>
+                          <a:solidFill>
+                            <a:schemeClr val="tx1"/>
+                          </a:solidFill>
+                        </a:ln>
+                      </wps:spPr>
+                      <wps:style>
+                        <a:lnRef idx="2">
+                          <a:schemeClr val="accent1">
+                            <a:shade val="15000"/>
+                          </a:schemeClr>
+                        </a:lnRef>
+                        <a:fillRef idx="1">
+                          <a:schemeClr val="accent1"/>
+                        </a:fillRef>
+                        <a:effectRef idx="0">
+                          <a:schemeClr val="accent1"/>
+                        </a:effectRef>
+                        <a:fontRef idx="minor">
+                          <a:schemeClr val="lt1"/>
+                        </a:fontRef>
+                      </wps:style>
+                      <wps:txbx>
+                        <w:txbxContent>
+                          <w:p>
+                            <w:pPr>
+                              <w:jc w:val="center"/>
+                              <w:rPr>
+                                <w:rFonts w:hint="eastAsia"/>
+                                <w:color w:val="000000" w:themeColor="text1"/>
+                              </w:rPr>
+                            </w:pPr>
+                            <w:r>
+                              <w:rPr>
+                                <w:rFonts w:hint="eastAsia"/>
+                                <w:color w:val="000000" w:themeColor="text1"/>
+                              </w:rPr>
+                              <w:t>상태 전환 불가 구간</w:t>
+                            </w:r>
+                          </w:p>
+                        </w:txbxContent>
+                      </wps:txbx>
+                      <wps:bodyPr rot="0" spcFirstLastPara="0" vertOverflow="overflow" horzOverflow="overflow" vert="horz" wrap="square" lIns="91440" tIns="45720" rIns="91440" bIns="45720" numCol="1" spcCol="0" rtlCol="0" fromWordArt="0" anchor="ctr" anchorCtr="0" forceAA="0" compatLnSpc="1">
+                        <a:prstTxWarp prst="textNoShape">
+                          <a:avLst/>
+                        </a:prstTxWarp>
+                        <a:noAutofit/>
+                      </wps:bodyPr>
+                    </wps:wsp>
+                  </a:graphicData>
+                </a:graphic>
+                <wp14:sizeRelH relativeFrom="margin">
+                  <wp14:pctWidth>0</wp14:pctWidth>
+                </wp14:sizeRelH>
+                <wp14:sizeRelV relativeFrom="margin">
+                  <wp14:pctHeight>0</wp14:pctHeight>
+                </wp14:sizeRelV>
+              </wp:anchor>
+            </w:drawing>
+          </mc:Choice>
+          <mc:Fallback>
+            <w:pict>
+              <v:rect w14:anchorId="08AB0757" id="_x0000_s1092" style="position:absolute;margin-left:-3.75pt;margin-top:314.4pt;width:320.25pt;height:24pt;z-index:251774976;visibility:visible;mso-wrap-style:square;mso-width-percent:0;mso-height-percent:0;mso-wrap-distance-left:9pt;mso-wrap-distance-top:0;mso-wrap-distance-right:9pt;mso-wrap-distance-bottom:0;mso-position-horizontal:absolute;mso-position-horizontal-relative:text;mso-position-vertical:absolute;mso-position-vertical-relative:text;mso-width-percent:0;mso-height-percent:0;mso-width-relative:margin;mso-height-relative:margin;v-text-anchor:middle" o:gfxdata="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" fillcolor="#d8d8d8 [2732]" strokecolor="black [3213]" strokeweight="1pt">
+                <v:textbox>
+                  <w:txbxContent>
+                    <w:p>
+                      <w:pPr>
+                        <w:jc w:val="center"/>
+                        <w:rPr>
+                          <w:rFonts w:hint="eastAsia"/>
+                          <w:color w:val="000000" w:themeColor="text1"/>
+                        </w:rPr>
+                      </w:pPr>
+                      <w:r>
+                        <w:rPr>
+                          <w:rFonts w:hint="eastAsia"/>
+                          <w:color w:val="000000" w:themeColor="text1"/>
+                        </w:rPr>
+                        <w:t>상태 전환 불가 구간</w:t>
+                      </w:r>
+                    </w:p>
+                  </w:txbxContent>
+                </v:textbox>
+              </v:rect>
+            </w:pict>
+          </mc:Fallback>
+        </mc:AlternateContent>
+      </w:r>
       <w:r>
         <w:rPr>
           <w:rFonts w:hint="eastAsia"/>
@@ -14800,7 +15933,7 @@
           </mc:Choice>
           <mc:Fallback>
             <w:pict>
-              <v:rect w14:anchorId="40FBB394" id="_x0000_s1085" style="position:absolute;margin-left:-.75pt;margin-top:82.65pt;width:73.5pt;height:44.25pt;z-index:251727872;visibility:visible;mso-wrap-style:square;mso-width-percent:0;mso-height-percent:0;mso-wrap-distance-left:9pt;mso-wrap-distance-top:0;mso-wrap-distance-right:9pt;mso-wrap-distance-bottom:0;mso-position-horizontal:absolute;mso-position-horizontal-relative:text;mso-position-vertical:absolute;mso-position-vertical-relative:text;mso-width-percent:0;mso-height-percent:0;mso-width-relative:margin;mso-height-relative:margin;v-text-anchor:middle" o:gfxdata="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" fillcolor="#d8d8d8 [2732]" strokecolor="black [3213]" strokeweight="1pt">
+              <v:rect w14:anchorId="40FBB394" id="_x0000_s1093" style="position:absolute;margin-left:-.75pt;margin-top:82.65pt;width:73.5pt;height:44.25pt;z-index:251727872;visibility:visible;mso-wrap-style:square;mso-width-percent:0;mso-height-percent:0;mso-wrap-distance-left:9pt;mso-wrap-distance-top:0;mso-wrap-distance-right:9pt;mso-wrap-distance-bottom:0;mso-position-horizontal:absolute;mso-position-horizontal-relative:text;mso-position-vertical:absolute;mso-position-vertical-relative:text;mso-width-percent:0;mso-height-percent:0;mso-width-relative:margin;mso-height-relative:margin;v-text-anchor:middle" o:gfxdata="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" fillcolor="#d8d8d8 [2732]" strokecolor="black [3213]" strokeweight="1pt">
                 <v:textbox>
                   <w:txbxContent>
                     <w:p>
@@ -14925,7 +16058,7 @@
           </mc:Choice>
           <mc:Fallback>
             <w:pict>
-              <v:rect w14:anchorId="362D053E" id="_x0000_s1086" style="position:absolute;margin-left:316.5pt;margin-top:156.15pt;width:450.75pt;height:24pt;z-index:251697152;visibility:visible;mso-wrap-style:square;mso-width-percent:0;mso-height-percent:0;mso-wrap-distance-left:9pt;mso-wrap-distance-top:0;mso-wrap-distance-right:9pt;mso-wrap-distance-bottom:0;mso-position-horizontal:absolute;mso-position-horizontal-relative:text;mso-position-vertical:absolute;mso-position-vertical-relative:text;mso-width-percent:0;mso-height-percent:0;mso-width-relative:margin;mso-height-relative:margin;v-text-anchor:middle" o:gfxdata="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" fillcolor="#d8d8d8 [2732]" strokecolor="black [3213]" strokeweight="1pt">
+              <v:rect w14:anchorId="362D053E" id="_x0000_s1094" style="position:absolute;margin-left:316.5pt;margin-top:156.15pt;width:450.75pt;height:24pt;z-index:251697152;visibility:visible;mso-wrap-style:square;mso-width-percent:0;mso-height-percent:0;mso-wrap-distance-left:9pt;mso-wrap-distance-top:0;mso-wrap-distance-right:9pt;mso-wrap-distance-bottom:0;mso-position-horizontal:absolute;mso-position-horizontal-relative:text;mso-position-vertical:absolute;mso-position-vertical-relative:text;mso-width-percent:0;mso-height-percent:0;mso-width-relative:margin;mso-height-relative:margin;v-text-anchor:middle" o:gfxdata="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" fillcolor="#d8d8d8 [2732]" strokecolor="black [3213]" strokeweight="1pt">
                 <v:textbox>
                   <w:txbxContent>
                     <w:p>
@@ -15050,7 +16183,7 @@
           </mc:Choice>
           <mc:Fallback>
             <w:pict>
-              <v:rect w14:anchorId="338175A3" id="_x0000_s1087" style="position:absolute;margin-left:-.75pt;margin-top:273pt;width:60pt;height:27pt;z-index:251722752;visibility:visible;mso-wrap-style:square;mso-width-percent:0;mso-height-percent:0;mso-wrap-distance-left:9pt;mso-wrap-distance-top:0;mso-wrap-distance-right:9pt;mso-wrap-distance-bottom:0;mso-position-horizontal:absolute;mso-position-horizontal-relative:text;mso-position-vertical:absolute;mso-position-vertical-relative:text;mso-width-percent:0;mso-height-percent:0;mso-width-relative:margin;mso-height-relative:margin;v-text-anchor:middle" o:gfxdata="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" fillcolor="#d8d8d8 [2732]" strokecolor="black [3213]" strokeweight="1pt">
+              <v:rect w14:anchorId="338175A3" id="_x0000_s1095" style="position:absolute;margin-left:-.75pt;margin-top:273pt;width:60pt;height:27pt;z-index:251722752;visibility:visible;mso-wrap-style:square;mso-width-percent:0;mso-height-percent:0;mso-wrap-distance-left:9pt;mso-wrap-distance-top:0;mso-wrap-distance-right:9pt;mso-wrap-distance-bottom:0;mso-position-horizontal:absolute;mso-position-horizontal-relative:text;mso-position-vertical:absolute;mso-position-vertical-relative:text;mso-width-percent:0;mso-height-percent:0;mso-width-relative:margin;mso-height-relative:margin;v-text-anchor:middle" o:gfxdata="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" fillcolor="#d8d8d8 [2732]" strokecolor="black [3213]" strokeweight="1pt">
                 <v:textbox>
                   <w:txbxContent>
                     <w:p>
@@ -15175,7 +16308,7 @@
           </mc:Choice>
           <mc:Fallback>
             <w:pict>
-              <v:rect w14:anchorId="38A24F55" id="_x0000_s1088" style="position:absolute;margin-left:-3pt;margin-top:156.15pt;width:319.5pt;height:24pt;z-index:251698176;visibility:visible;mso-wrap-style:square;mso-width-percent:0;mso-height-percent:0;mso-wrap-distance-left:9pt;mso-wrap-distance-top:0;mso-wrap-distance-right:9pt;mso-wrap-distance-bottom:0;mso-position-horizontal:absolute;mso-position-horizontal-relative:text;mso-position-vertical:absolute;mso-position-vertical-relative:text;mso-width-percent:0;mso-height-percent:0;mso-width-relative:margin;mso-height-relative:margin;v-text-anchor:middle" o:gfxdata="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" fillcolor="#d8d8d8 [2732]" strokecolor="black [3213]" strokeweight="1pt">
+              <v:rect w14:anchorId="38A24F55" id="_x0000_s1096" style="position:absolute;margin-left:-3pt;margin-top:156.15pt;width:319.5pt;height:24pt;z-index:251698176;visibility:visible;mso-wrap-style:square;mso-width-percent:0;mso-height-percent:0;mso-wrap-distance-left:9pt;mso-wrap-distance-top:0;mso-wrap-distance-right:9pt;mso-wrap-distance-bottom:0;mso-position-horizontal:absolute;mso-position-horizontal-relative:text;mso-position-vertical:absolute;mso-position-vertical-relative:text;mso-width-percent:0;mso-height-percent:0;mso-width-relative:margin;mso-height-relative:margin;v-text-anchor:middle" o:gfxdata="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" fillcolor="#d8d8d8 [2732]" strokecolor="black [3213]" strokeweight="1pt">
                 <v:textbox>
                   <w:txbxContent>
                     <w:p>
@@ -15300,7 +16433,7 @@
           </mc:Choice>
           <mc:Fallback>
             <w:pict>
-              <v:rect w14:anchorId="7496BBE3" id="_x0000_s1089" style="position:absolute;margin-left:5in;margin-top:36.9pt;width:407.25pt;height:24pt;z-index:251711488;visibility:visible;mso-wrap-style:square;mso-width-percent:0;mso-height-percent:0;mso-wrap-distance-left:9pt;mso-wrap-distance-top:0;mso-wrap-distance-right:9pt;mso-wrap-distance-bottom:0;mso-position-horizontal:absolute;mso-position-horizontal-relative:text;mso-position-vertical:absolute;mso-position-vertical-relative:text;mso-width-percent:0;mso-height-percent:0;mso-width-relative:margin;mso-height-relative:margin;v-text-anchor:middle" o:gfxdata="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" fillcolor="#d8d8d8 [2732]" strokecolor="black [3213]" strokeweight="1pt">
+              <v:rect w14:anchorId="7496BBE3" id="_x0000_s1097" style="position:absolute;margin-left:5in;margin-top:36.9pt;width:407.25pt;height:24pt;z-index:251711488;visibility:visible;mso-wrap-style:square;mso-width-percent:0;mso-height-percent:0;mso-wrap-distance-left:9pt;mso-wrap-distance-top:0;mso-wrap-distance-right:9pt;mso-wrap-distance-bottom:0;mso-position-horizontal:absolute;mso-position-horizontal-relative:text;mso-position-vertical:absolute;mso-position-vertical-relative:text;mso-width-percent:0;mso-height-percent:0;mso-width-relative:margin;mso-height-relative:margin;v-text-anchor:middle" o:gfxdata="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" fillcolor="#d8d8d8 [2732]" strokecolor="black [3213]" strokeweight="1pt">
                 <v:textbox>
                   <w:txbxContent>
                     <w:p>
@@ -15425,7 +16558,7 @@
           </mc:Choice>
           <mc:Fallback>
             <w:pict>
-              <v:rect w14:anchorId="4D6E768A" id="_x0000_s1090" style="position:absolute;margin-left:-3pt;margin-top:36.9pt;width:363pt;height:24pt;z-index:251699200;visibility:visible;mso-wrap-style:square;mso-width-percent:0;mso-height-percent:0;mso-wrap-distance-left:9pt;mso-wrap-distance-top:0;mso-wrap-distance-right:9pt;mso-wrap-distance-bottom:0;mso-position-horizontal:absolute;mso-position-horizontal-relative:text;mso-position-vertical:absolute;mso-position-vertical-relative:text;mso-width-percent:0;mso-height-percent:0;mso-width-relative:margin;mso-height-relative:margin;v-text-anchor:middle" o:gfxdata="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" fillcolor="#d8d8d8 [2732]" strokecolor="black [3213]" strokeweight="1pt">
+              <v:rect w14:anchorId="4D6E768A" id="_x0000_s1098" style="position:absolute;margin-left:-3pt;margin-top:36.9pt;width:363pt;height:24pt;z-index:251699200;visibility:visible;mso-wrap-style:square;mso-width-percent:0;mso-height-percent:0;mso-wrap-distance-left:9pt;mso-wrap-distance-top:0;mso-wrap-distance-right:9pt;mso-wrap-distance-bottom:0;mso-position-horizontal:absolute;mso-position-horizontal-relative:text;mso-position-vertical:absolute;mso-position-vertical-relative:text;mso-width-percent:0;mso-height-percent:0;mso-width-relative:margin;mso-height-relative:margin;v-text-anchor:middle" o:gfxdata="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" fillcolor="#d8d8d8 [2732]" strokecolor="black [3213]" strokeweight="1pt">
                 <v:textbox>
                   <w:txbxContent>
                     <w:p>

--- a/문서/전투/방어/방어 콘텐츠 기획서.docx
+++ b/문서/전투/방어/방어 콘텐츠 기획서.docx
@@ -754,7 +754,7 @@
               </mc:Choice>
               <mc:Fallback>
                 <w:pict>
-                  <v:group w14:anchorId="26F72148" id="그룹 2" o:spid="_x0000_s1026" style="position:absolute;left:0;text-align:left;margin-left:0;margin-top:0;width:432.65pt;height:448.55pt;z-index:-251697152;mso-width-percent:706;mso-height-percent:566;mso-left-percent:220;mso-top-percent:300;mso-position-horizontal-relative:page;mso-position-vertical-relative:page;mso-width-percent:706;mso-height-percent:566;mso-left-percent:220;mso-top-percent:300" coordsize="43291,44910" o:gfxdata="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">
+                  <v:group w14:anchorId="2D68DE89" id="그룹 2" o:spid="_x0000_s1026" style="position:absolute;left:0;text-align:left;margin-left:0;margin-top:0;width:432.65pt;height:448.55pt;z-index:-251697152;mso-width-percent:706;mso-height-percent:566;mso-left-percent:220;mso-top-percent:300;mso-position-horizontal-relative:page;mso-position-vertical-relative:page;mso-width-percent:706;mso-height-percent:566;mso-left-percent:220;mso-top-percent:300" coordsize="43291,44910" o:gfxdata="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">
                     <o:lock v:ext="edit" aspectratio="t"/>
                     <v:shape id="자유형 64" o:spid="_x0000_s1027" style="position:absolute;left:15017;width:28274;height:28352;visibility:visible;mso-wrap-style:square;v-text-anchor:top" coordsize="1781,1786" o:gfxdata="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" path="m4,1786l,1782,1776,r5,5l4,1786xe" filled="f" stroked="f">
                       <v:path arrowok="t" o:connecttype="custom" o:connectlocs="6350,2835275;0,2828925;2819400,0;2827338,7938;6350,2835275" o:connectangles="0,0,0,0,0"/>
@@ -1034,7 +1034,7 @@
       <w:pPr>
         <w:pStyle w:val="1"/>
       </w:pPr>
-      <w:bookmarkStart w:id="0" w:name="_Toc219389390"/>
+      <w:bookmarkStart w:id="0" w:name="_Toc223527311"/>
       <w:r>
         <w:rPr>
           <w:rFonts w:hint="eastAsia"/>
@@ -1237,9 +1237,6 @@
             <w:pPr>
               <w:pStyle w:val="a4"/>
               <w:spacing w:after="336"/>
-              <w:rPr>
-                <w:rFonts w:hint="eastAsia"/>
-              </w:rPr>
             </w:pPr>
             <w:r>
               <w:rPr>
@@ -1256,9 +1253,6 @@
           <w:p>
             <w:pPr>
               <w:pStyle w:val="a4"/>
-              <w:rPr>
-                <w:rFonts w:hint="eastAsia"/>
-              </w:rPr>
             </w:pPr>
             <w:r>
               <w:rPr>
@@ -1333,7 +1327,7 @@
       <w:pPr>
         <w:pStyle w:val="1"/>
       </w:pPr>
-      <w:bookmarkStart w:id="1" w:name="_Toc219389391"/>
+      <w:bookmarkStart w:id="1" w:name="_Toc223527312"/>
       <w:r>
         <w:rPr>
           <w:rFonts w:hint="eastAsia"/>
@@ -1363,7 +1357,7 @@
       <w:r>
         <w:fldChar w:fldCharType="separate"/>
       </w:r>
-      <w:hyperlink w:anchor="_Toc219389390" w:history="1">
+      <w:hyperlink w:anchor="_Toc223527311" w:history="1">
         <w:r>
           <w:rPr>
             <w:rStyle w:val="a9"/>
@@ -1390,7 +1384,7 @@
             <w:noProof/>
             <w:webHidden/>
           </w:rPr>
-          <w:instrText xml:space="preserve"> PAGEREF _Toc219389390 \h </w:instrText>
+          <w:instrText xml:space="preserve"> PAGEREF _Toc223527311 \h </w:instrText>
         </w:r>
         <w:r>
           <w:rPr>
@@ -1432,7 +1426,7 @@
           <w14:ligatures w14:val="standardContextual"/>
         </w:rPr>
       </w:pPr>
-      <w:hyperlink w:anchor="_Toc219389391" w:history="1">
+      <w:hyperlink w:anchor="_Toc223527312" w:history="1">
         <w:r>
           <w:rPr>
             <w:rStyle w:val="a9"/>
@@ -1459,7 +1453,7 @@
             <w:noProof/>
             <w:webHidden/>
           </w:rPr>
-          <w:instrText xml:space="preserve"> PAGEREF _Toc219389391 \h </w:instrText>
+          <w:instrText xml:space="preserve"> PAGEREF _Toc223527312 \h </w:instrText>
         </w:r>
         <w:r>
           <w:rPr>
@@ -1501,7 +1495,7 @@
           <w14:ligatures w14:val="standardContextual"/>
         </w:rPr>
       </w:pPr>
-      <w:hyperlink w:anchor="_Toc219389392" w:history="1">
+      <w:hyperlink w:anchor="_Toc223527313" w:history="1">
         <w:r>
           <w:rPr>
             <w:rStyle w:val="a9"/>
@@ -1528,7 +1522,7 @@
             <w:noProof/>
             <w:webHidden/>
           </w:rPr>
-          <w:instrText xml:space="preserve"> PAGEREF _Toc219389392 \h </w:instrText>
+          <w:instrText xml:space="preserve"> PAGEREF _Toc223527313 \h </w:instrText>
         </w:r>
         <w:r>
           <w:rPr>
@@ -1571,7 +1565,7 @@
           <w14:ligatures w14:val="standardContextual"/>
         </w:rPr>
       </w:pPr>
-      <w:hyperlink w:anchor="_Toc219389393" w:history="1">
+      <w:hyperlink w:anchor="_Toc223527314" w:history="1">
         <w:r>
           <w:rPr>
             <w:rStyle w:val="a9"/>
@@ -1598,7 +1592,7 @@
             <w:noProof/>
             <w:webHidden/>
           </w:rPr>
-          <w:instrText xml:space="preserve"> PAGEREF _Toc219389393 \h </w:instrText>
+          <w:instrText xml:space="preserve"> PAGEREF _Toc223527314 \h </w:instrText>
         </w:r>
         <w:r>
           <w:rPr>
@@ -1641,7 +1635,7 @@
           <w14:ligatures w14:val="standardContextual"/>
         </w:rPr>
       </w:pPr>
-      <w:hyperlink w:anchor="_Toc219389394" w:history="1">
+      <w:hyperlink w:anchor="_Toc223527315" w:history="1">
         <w:r>
           <w:rPr>
             <w:rStyle w:val="a9"/>
@@ -1668,7 +1662,7 @@
             <w:noProof/>
             <w:webHidden/>
           </w:rPr>
-          <w:instrText xml:space="preserve"> PAGEREF _Toc219389394 \h </w:instrText>
+          <w:instrText xml:space="preserve"> PAGEREF _Toc223527315 \h </w:instrText>
         </w:r>
         <w:r>
           <w:rPr>
@@ -1711,7 +1705,7 @@
           <w14:ligatures w14:val="standardContextual"/>
         </w:rPr>
       </w:pPr>
-      <w:hyperlink w:anchor="_Toc219389395" w:history="1">
+      <w:hyperlink w:anchor="_Toc223527316" w:history="1">
         <w:r>
           <w:rPr>
             <w:rStyle w:val="a9"/>
@@ -1738,7 +1732,7 @@
             <w:noProof/>
             <w:webHidden/>
           </w:rPr>
-          <w:instrText xml:space="preserve"> PAGEREF _Toc219389395 \h </w:instrText>
+          <w:instrText xml:space="preserve"> PAGEREF _Toc223527316 \h </w:instrText>
         </w:r>
         <w:r>
           <w:rPr>
@@ -1780,7 +1774,7 @@
           <w14:ligatures w14:val="standardContextual"/>
         </w:rPr>
       </w:pPr>
-      <w:hyperlink w:anchor="_Toc219389396" w:history="1">
+      <w:hyperlink w:anchor="_Toc223527317" w:history="1">
         <w:r>
           <w:rPr>
             <w:rStyle w:val="a9"/>
@@ -1807,7 +1801,7 @@
             <w:noProof/>
             <w:webHidden/>
           </w:rPr>
-          <w:instrText xml:space="preserve"> PAGEREF _Toc219389396 \h </w:instrText>
+          <w:instrText xml:space="preserve"> PAGEREF _Toc223527317 \h </w:instrText>
         </w:r>
         <w:r>
           <w:rPr>
@@ -1850,7 +1844,7 @@
           <w14:ligatures w14:val="standardContextual"/>
         </w:rPr>
       </w:pPr>
-      <w:hyperlink w:anchor="_Toc219389397" w:history="1">
+      <w:hyperlink w:anchor="_Toc223527318" w:history="1">
         <w:r>
           <w:rPr>
             <w:rStyle w:val="a9"/>
@@ -1877,7 +1871,7 @@
             <w:noProof/>
             <w:webHidden/>
           </w:rPr>
-          <w:instrText xml:space="preserve"> PAGEREF _Toc219389397 \h </w:instrText>
+          <w:instrText xml:space="preserve"> PAGEREF _Toc223527318 \h </w:instrText>
         </w:r>
         <w:r>
           <w:rPr>
@@ -1920,7 +1914,7 @@
           <w14:ligatures w14:val="standardContextual"/>
         </w:rPr>
       </w:pPr>
-      <w:hyperlink w:anchor="_Toc219389398" w:history="1">
+      <w:hyperlink w:anchor="_Toc223527319" w:history="1">
         <w:r>
           <w:rPr>
             <w:rStyle w:val="a9"/>
@@ -1947,7 +1941,7 @@
             <w:noProof/>
             <w:webHidden/>
           </w:rPr>
-          <w:instrText xml:space="preserve"> PAGEREF _Toc219389398 \h </w:instrText>
+          <w:instrText xml:space="preserve"> PAGEREF _Toc223527319 \h </w:instrText>
         </w:r>
         <w:r>
           <w:rPr>
@@ -1990,13 +1984,13 @@
           <w14:ligatures w14:val="standardContextual"/>
         </w:rPr>
       </w:pPr>
-      <w:hyperlink w:anchor="_Toc219389399" w:history="1">
+      <w:hyperlink w:anchor="_Toc223527320" w:history="1">
         <w:r>
           <w:rPr>
             <w:rStyle w:val="a9"/>
             <w:noProof/>
           </w:rPr>
-          <w:t>4.3. 자세</w:t>
+          <w:t>4.3. 시각자료</w:t>
         </w:r>
         <w:r>
           <w:rPr>
@@ -2017,7 +2011,13 @@
             <w:noProof/>
             <w:webHidden/>
           </w:rPr>
-          <w:instrText xml:space="preserve"> PAGEREF _Toc219389399 \h </w:instrText>
+          <w:instrText xml:space="preserve"> PAGEREF _Toc223527320 \h </w:instrText>
+        </w:r>
+        <w:r>
+          <w:rPr>
+            <w:noProof/>
+            <w:webHidden/>
+          </w:rPr>
         </w:r>
         <w:r>
           <w:rPr>
@@ -2028,13 +2028,10 @@
         </w:r>
         <w:r>
           <w:rPr>
-            <w:rFonts w:hint="eastAsia"/>
-            <w:b/>
-            <w:bCs/>
             <w:noProof/>
             <w:webHidden/>
           </w:rPr>
-          <w:t>오류! 책갈피가 정의되어 있지 않습니다.</w:t>
+          <w:t>7</w:t>
         </w:r>
         <w:r>
           <w:rPr>
@@ -2057,7 +2054,7 @@
           <w14:ligatures w14:val="standardContextual"/>
         </w:rPr>
       </w:pPr>
-      <w:hyperlink w:anchor="_Toc219389400" w:history="1">
+      <w:hyperlink w:anchor="_Toc223527321" w:history="1">
         <w:r>
           <w:rPr>
             <w:rStyle w:val="a9"/>
@@ -2084,7 +2081,7 @@
             <w:noProof/>
             <w:webHidden/>
           </w:rPr>
-          <w:instrText xml:space="preserve"> PAGEREF _Toc219389400 \h </w:instrText>
+          <w:instrText xml:space="preserve"> PAGEREF _Toc223527321 \h </w:instrText>
         </w:r>
         <w:r>
           <w:rPr>
@@ -2126,13 +2123,13 @@
           <w14:ligatures w14:val="standardContextual"/>
         </w:rPr>
       </w:pPr>
-      <w:hyperlink w:anchor="_Toc219389401" w:history="1">
+      <w:hyperlink w:anchor="_Toc223527322" w:history="1">
         <w:r>
           <w:rPr>
             <w:rStyle w:val="a9"/>
             <w:noProof/>
           </w:rPr>
-          <w:t>5. 방어 2:</w:t>
+          <w:t>5. 방어 2: 흘리기</w:t>
         </w:r>
         <w:r>
           <w:rPr>
@@ -2153,7 +2150,7 @@
             <w:noProof/>
             <w:webHidden/>
           </w:rPr>
-          <w:instrText xml:space="preserve"> PAGEREF _Toc219389401 \h </w:instrText>
+          <w:instrText xml:space="preserve"> PAGEREF _Toc223527322 \h </w:instrText>
         </w:r>
         <w:r>
           <w:rPr>
@@ -2185,6 +2182,286 @@
       </w:hyperlink>
     </w:p>
     <w:p>
+      <w:pPr>
+        <w:pStyle w:val="20"/>
+        <w:tabs>
+          <w:tab w:val="right" w:leader="dot" w:pos="10456"/>
+        </w:tabs>
+        <w:ind w:left="400"/>
+        <w:rPr>
+          <w:noProof/>
+          <w14:ligatures w14:val="standardContextual"/>
+        </w:rPr>
+      </w:pPr>
+      <w:hyperlink w:anchor="_Toc223527323" w:history="1">
+        <w:r>
+          <w:rPr>
+            <w:rStyle w:val="a9"/>
+            <w:noProof/>
+          </w:rPr>
+          <w:t>5.1. 특징</w:t>
+        </w:r>
+        <w:r>
+          <w:rPr>
+            <w:noProof/>
+            <w:webHidden/>
+          </w:rPr>
+          <w:tab/>
+        </w:r>
+        <w:r>
+          <w:rPr>
+            <w:noProof/>
+            <w:webHidden/>
+          </w:rPr>
+          <w:fldChar w:fldCharType="begin"/>
+        </w:r>
+        <w:r>
+          <w:rPr>
+            <w:noProof/>
+            <w:webHidden/>
+          </w:rPr>
+          <w:instrText xml:space="preserve"> PAGEREF _Toc223527323 \h </w:instrText>
+        </w:r>
+        <w:r>
+          <w:rPr>
+            <w:noProof/>
+            <w:webHidden/>
+          </w:rPr>
+        </w:r>
+        <w:r>
+          <w:rPr>
+            <w:noProof/>
+            <w:webHidden/>
+          </w:rPr>
+          <w:fldChar w:fldCharType="separate"/>
+        </w:r>
+        <w:r>
+          <w:rPr>
+            <w:noProof/>
+            <w:webHidden/>
+          </w:rPr>
+          <w:t>9</w:t>
+        </w:r>
+        <w:r>
+          <w:rPr>
+            <w:noProof/>
+            <w:webHidden/>
+          </w:rPr>
+          <w:fldChar w:fldCharType="end"/>
+        </w:r>
+      </w:hyperlink>
+    </w:p>
+    <w:p>
+      <w:pPr>
+        <w:pStyle w:val="20"/>
+        <w:tabs>
+          <w:tab w:val="right" w:leader="dot" w:pos="10456"/>
+        </w:tabs>
+        <w:ind w:left="400"/>
+        <w:rPr>
+          <w:noProof/>
+          <w14:ligatures w14:val="standardContextual"/>
+        </w:rPr>
+      </w:pPr>
+      <w:hyperlink w:anchor="_Toc223527324" w:history="1">
+        <w:r>
+          <w:rPr>
+            <w:rStyle w:val="a9"/>
+            <w:noProof/>
+          </w:rPr>
+          <w:t>5.2. 테이블</w:t>
+        </w:r>
+        <w:r>
+          <w:rPr>
+            <w:noProof/>
+            <w:webHidden/>
+          </w:rPr>
+          <w:tab/>
+        </w:r>
+        <w:r>
+          <w:rPr>
+            <w:noProof/>
+            <w:webHidden/>
+          </w:rPr>
+          <w:fldChar w:fldCharType="begin"/>
+        </w:r>
+        <w:r>
+          <w:rPr>
+            <w:noProof/>
+            <w:webHidden/>
+          </w:rPr>
+          <w:instrText xml:space="preserve"> PAGEREF _Toc223527324 \h </w:instrText>
+        </w:r>
+        <w:r>
+          <w:rPr>
+            <w:noProof/>
+            <w:webHidden/>
+          </w:rPr>
+        </w:r>
+        <w:r>
+          <w:rPr>
+            <w:noProof/>
+            <w:webHidden/>
+          </w:rPr>
+          <w:fldChar w:fldCharType="separate"/>
+        </w:r>
+        <w:r>
+          <w:rPr>
+            <w:noProof/>
+            <w:webHidden/>
+          </w:rPr>
+          <w:t>9</w:t>
+        </w:r>
+        <w:r>
+          <w:rPr>
+            <w:noProof/>
+            <w:webHidden/>
+          </w:rPr>
+          <w:fldChar w:fldCharType="end"/>
+        </w:r>
+      </w:hyperlink>
+    </w:p>
+    <w:p>
+      <w:pPr>
+        <w:pStyle w:val="20"/>
+        <w:tabs>
+          <w:tab w:val="right" w:leader="dot" w:pos="10456"/>
+        </w:tabs>
+        <w:ind w:left="400"/>
+        <w:rPr>
+          <w:noProof/>
+          <w14:ligatures w14:val="standardContextual"/>
+        </w:rPr>
+      </w:pPr>
+      <w:hyperlink w:anchor="_Toc223527325" w:history="1">
+        <w:r>
+          <w:rPr>
+            <w:rStyle w:val="a9"/>
+            <w:noProof/>
+          </w:rPr>
+          <w:t>5.3. 시각자료</w:t>
+        </w:r>
+        <w:r>
+          <w:rPr>
+            <w:noProof/>
+            <w:webHidden/>
+          </w:rPr>
+          <w:tab/>
+        </w:r>
+        <w:r>
+          <w:rPr>
+            <w:noProof/>
+            <w:webHidden/>
+          </w:rPr>
+          <w:fldChar w:fldCharType="begin"/>
+        </w:r>
+        <w:r>
+          <w:rPr>
+            <w:noProof/>
+            <w:webHidden/>
+          </w:rPr>
+          <w:instrText xml:space="preserve"> PAGEREF _Toc223527325 \h </w:instrText>
+        </w:r>
+        <w:r>
+          <w:rPr>
+            <w:noProof/>
+            <w:webHidden/>
+          </w:rPr>
+        </w:r>
+        <w:r>
+          <w:rPr>
+            <w:noProof/>
+            <w:webHidden/>
+          </w:rPr>
+          <w:fldChar w:fldCharType="separate"/>
+        </w:r>
+        <w:r>
+          <w:rPr>
+            <w:noProof/>
+            <w:webHidden/>
+          </w:rPr>
+          <w:t>11</w:t>
+        </w:r>
+        <w:r>
+          <w:rPr>
+            <w:noProof/>
+            <w:webHidden/>
+          </w:rPr>
+          <w:fldChar w:fldCharType="end"/>
+        </w:r>
+      </w:hyperlink>
+    </w:p>
+    <w:p>
+      <w:pPr>
+        <w:pStyle w:val="20"/>
+        <w:tabs>
+          <w:tab w:val="right" w:leader="dot" w:pos="10456"/>
+        </w:tabs>
+        <w:ind w:left="400"/>
+        <w:rPr>
+          <w:noProof/>
+          <w14:ligatures w14:val="standardContextual"/>
+        </w:rPr>
+      </w:pPr>
+      <w:hyperlink w:anchor="_Toc223527326" w:history="1">
+        <w:r>
+          <w:rPr>
+            <w:rStyle w:val="a9"/>
+            <w:noProof/>
+          </w:rPr>
+          <w:t>5.4. 방어 시퀀스</w:t>
+        </w:r>
+        <w:r>
+          <w:rPr>
+            <w:noProof/>
+            <w:webHidden/>
+          </w:rPr>
+          <w:tab/>
+        </w:r>
+        <w:r>
+          <w:rPr>
+            <w:noProof/>
+            <w:webHidden/>
+          </w:rPr>
+          <w:fldChar w:fldCharType="begin"/>
+        </w:r>
+        <w:r>
+          <w:rPr>
+            <w:noProof/>
+            <w:webHidden/>
+          </w:rPr>
+          <w:instrText xml:space="preserve"> PAGEREF _Toc223527326 \h </w:instrText>
+        </w:r>
+        <w:r>
+          <w:rPr>
+            <w:noProof/>
+            <w:webHidden/>
+          </w:rPr>
+        </w:r>
+        <w:r>
+          <w:rPr>
+            <w:noProof/>
+            <w:webHidden/>
+          </w:rPr>
+          <w:fldChar w:fldCharType="separate"/>
+        </w:r>
+        <w:r>
+          <w:rPr>
+            <w:noProof/>
+            <w:webHidden/>
+          </w:rPr>
+          <w:t>12</w:t>
+        </w:r>
+        <w:r>
+          <w:rPr>
+            <w:noProof/>
+            <w:webHidden/>
+          </w:rPr>
+          <w:fldChar w:fldCharType="end"/>
+        </w:r>
+      </w:hyperlink>
+    </w:p>
+    <w:p>
       <w:r>
         <w:fldChar w:fldCharType="end"/>
       </w:r>
@@ -2196,7 +2473,7 @@
       <w:pPr>
         <w:pStyle w:val="1"/>
       </w:pPr>
-      <w:bookmarkStart w:id="2" w:name="_Toc219389392"/>
+      <w:bookmarkStart w:id="2" w:name="_Toc223527313"/>
       <w:r>
         <w:rPr>
           <w:rFonts w:hint="eastAsia"/>
@@ -2226,7 +2503,7 @@
       <w:pPr>
         <w:pStyle w:val="2"/>
       </w:pPr>
-      <w:bookmarkStart w:id="3" w:name="_Toc219389393"/>
+      <w:bookmarkStart w:id="3" w:name="_Toc223527314"/>
       <w:r>
         <w:rPr>
           <w:rFonts w:hint="eastAsia"/>
@@ -2255,7 +2532,7 @@
       <w:pPr>
         <w:pStyle w:val="3"/>
       </w:pPr>
-      <w:bookmarkStart w:id="4" w:name="_Toc219389394"/>
+      <w:bookmarkStart w:id="4" w:name="_Toc223527315"/>
       <w:r>
         <w:rPr>
           <w:rFonts w:hint="eastAsia"/>
@@ -2284,7 +2561,7 @@
       <w:pPr>
         <w:pStyle w:val="2"/>
       </w:pPr>
-      <w:bookmarkStart w:id="5" w:name="_Toc219389395"/>
+      <w:bookmarkStart w:id="5" w:name="_Toc223527316"/>
       <w:r>
         <w:rPr>
           <w:rFonts w:hint="eastAsia"/>
@@ -2354,7 +2631,7 @@
       <w:pPr>
         <w:pStyle w:val="1"/>
       </w:pPr>
-      <w:bookmarkStart w:id="6" w:name="_Toc219389396"/>
+      <w:bookmarkStart w:id="6" w:name="_Toc223527317"/>
       <w:r>
         <w:rPr>
           <w:rFonts w:hint="eastAsia"/>
@@ -2439,7 +2716,7 @@
       <w:pPr>
         <w:pStyle w:val="2"/>
       </w:pPr>
-      <w:bookmarkStart w:id="7" w:name="_Toc219389397"/>
+      <w:bookmarkStart w:id="7" w:name="_Toc223527318"/>
       <w:r>
         <w:rPr>
           <w:rFonts w:hint="eastAsia"/>
@@ -2578,7 +2855,7 @@
       <w:pPr>
         <w:pStyle w:val="2"/>
       </w:pPr>
-      <w:bookmarkStart w:id="8" w:name="_Toc219389398"/>
+      <w:bookmarkStart w:id="8" w:name="_Toc223527319"/>
       <w:r>
         <w:rPr>
           <w:rFonts w:hint="eastAsia"/>
@@ -4467,6 +4744,7 @@
         <w:pStyle w:val="2"/>
         <w:keepNext/>
       </w:pPr>
+      <w:bookmarkStart w:id="9" w:name="_Toc223527320"/>
       <w:r>
         <w:rPr>
           <w:rFonts w:hint="eastAsia"/>
@@ -4474,6 +4752,7 @@
         <w:lastRenderedPageBreak/>
         <w:t>시각자료</w:t>
       </w:r>
+      <w:bookmarkEnd w:id="9"/>
     </w:p>
     <w:tbl>
       <w:tblPr>
@@ -8048,7 +8327,7 @@
       <w:pPr>
         <w:pStyle w:val="2"/>
       </w:pPr>
-      <w:bookmarkStart w:id="9" w:name="_Toc219389400"/>
+      <w:bookmarkStart w:id="10" w:name="_Toc223527321"/>
       <w:r>
         <w:rPr>
           <w:rFonts w:hint="eastAsia"/>
@@ -8508,7 +8787,7 @@
         </w:rPr>
         <w:t>방어 시퀀스</w:t>
       </w:r>
-      <w:bookmarkEnd w:id="9"/>
+      <w:bookmarkEnd w:id="10"/>
     </w:p>
     <w:p>
       <w:pPr>
@@ -8586,7 +8865,6 @@
                             <w:pPr>
                               <w:jc w:val="center"/>
                               <w:rPr>
-                                <w:rFonts w:hint="eastAsia"/>
                                 <w:color w:val="000000" w:themeColor="text1"/>
                               </w:rPr>
                             </w:pPr>
@@ -8641,7 +8919,6 @@
                       <w:pPr>
                         <w:jc w:val="center"/>
                         <w:rPr>
-                          <w:rFonts w:hint="eastAsia"/>
                           <w:color w:val="000000" w:themeColor="text1"/>
                         </w:rPr>
                       </w:pPr>
@@ -8741,7 +9018,6 @@
                             <w:pPr>
                               <w:jc w:val="center"/>
                               <w:rPr>
-                                <w:rFonts w:hint="eastAsia"/>
                                 <w:color w:val="000000" w:themeColor="text1"/>
                               </w:rPr>
                             </w:pPr>
@@ -8782,7 +9058,6 @@
                       <w:pPr>
                         <w:jc w:val="center"/>
                         <w:rPr>
-                          <w:rFonts w:hint="eastAsia"/>
                           <w:color w:val="000000" w:themeColor="text1"/>
                         </w:rPr>
                       </w:pPr>
@@ -8868,7 +9143,6 @@
                             <w:pPr>
                               <w:jc w:val="center"/>
                               <w:rPr>
-                                <w:rFonts w:hint="eastAsia"/>
                                 <w:color w:val="000000" w:themeColor="text1"/>
                               </w:rPr>
                             </w:pPr>
@@ -8909,7 +9183,6 @@
                       <w:pPr>
                         <w:jc w:val="center"/>
                         <w:rPr>
-                          <w:rFonts w:hint="eastAsia"/>
                           <w:color w:val="000000" w:themeColor="text1"/>
                         </w:rPr>
                       </w:pPr>
@@ -9120,7 +9393,6 @@
                             <w:pPr>
                               <w:jc w:val="center"/>
                               <w:rPr>
-                                <w:rFonts w:hint="eastAsia"/>
                                 <w:color w:val="000000" w:themeColor="text1"/>
                               </w:rPr>
                             </w:pPr>
@@ -9161,7 +9433,6 @@
                       <w:pPr>
                         <w:jc w:val="center"/>
                         <w:rPr>
-                          <w:rFonts w:hint="eastAsia"/>
                           <w:color w:val="000000" w:themeColor="text1"/>
                         </w:rPr>
                       </w:pPr>
@@ -9252,7 +9523,7 @@
           </mc:Choice>
           <mc:Fallback>
             <w:pict>
-              <v:line w14:anchorId="349E9677" id="직선 연결선 5" o:spid="_x0000_s1026" style="position:absolute;left:0;text-align:left;z-index:251693056;visibility:visible;mso-wrap-style:square;mso-width-percent:0;mso-height-percent:0;mso-wrap-distance-left:9pt;mso-wrap-distance-top:0;mso-wrap-distance-right:9pt;mso-wrap-distance-bottom:0;mso-position-horizontal:absolute;mso-position-horizontal-relative:text;mso-position-vertical:absolute;mso-position-vertical-relative:text;mso-width-percent:0;mso-height-percent:0;mso-width-relative:margin;mso-height-relative:margin" from="482.25pt,6.2pt" to="482.25pt,438.95pt" o:gfxdata="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" strokecolor="black [3213]" strokeweight="2.25pt">
+              <v:line w14:anchorId="179DD513" id="직선 연결선 5" o:spid="_x0000_s1026" style="position:absolute;left:0;text-align:left;z-index:251693056;visibility:visible;mso-wrap-style:square;mso-width-percent:0;mso-height-percent:0;mso-wrap-distance-left:9pt;mso-wrap-distance-top:0;mso-wrap-distance-right:9pt;mso-wrap-distance-bottom:0;mso-position-horizontal:absolute;mso-position-horizontal-relative:text;mso-position-vertical:absolute;mso-position-vertical-relative:text;mso-width-percent:0;mso-height-percent:0;mso-width-relative:margin;mso-height-relative:margin" from="482.25pt,6.2pt" to="482.25pt,438.95pt" o:gfxdata="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" strokecolor="black [3213]" strokeweight="2.25pt">
                 <v:stroke dashstyle="dash" opacity="32896f" joinstyle="miter"/>
               </v:line>
             </w:pict>
@@ -10089,7 +10360,7 @@
           </mc:Choice>
           <mc:Fallback>
             <w:pict>
-              <v:line w14:anchorId="56784478" id="직선 연결선 5" o:spid="_x0000_s1026" style="position:absolute;left:0;text-align:left;z-index:251679744;visibility:visible;mso-wrap-style:square;mso-width-percent:0;mso-height-percent:0;mso-wrap-distance-left:9pt;mso-wrap-distance-top:0;mso-wrap-distance-right:9pt;mso-wrap-distance-bottom:0;mso-position-horizontal:absolute;mso-position-horizontal-relative:text;mso-position-vertical:absolute;mso-position-vertical-relative:text;mso-width-percent:0;mso-height-percent:0;mso-width-relative:margin;mso-height-relative:margin" from="-2.95pt,122.45pt" to="565.55pt,122.45pt" o:gfxdata="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" strokecolor="black [3213]" strokeweight="2.25pt">
+              <v:line w14:anchorId="1D2D8167" id="직선 연결선 5" o:spid="_x0000_s1026" style="position:absolute;left:0;text-align:left;z-index:251679744;visibility:visible;mso-wrap-style:square;mso-width-percent:0;mso-height-percent:0;mso-wrap-distance-left:9pt;mso-wrap-distance-top:0;mso-wrap-distance-right:9pt;mso-wrap-distance-bottom:0;mso-position-horizontal:absolute;mso-position-horizontal-relative:text;mso-position-vertical:absolute;mso-position-vertical-relative:text;mso-width-percent:0;mso-height-percent:0;mso-width-relative:margin;mso-height-relative:margin" from="-2.95pt,122.45pt" to="565.55pt,122.45pt" o:gfxdata="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" strokecolor="black [3213]" strokeweight="2.25pt">
                 <v:stroke dashstyle="dash" opacity="32896f" joinstyle="miter"/>
               </v:line>
             </w:pict>
@@ -10418,7 +10689,7 @@
           </mc:Choice>
           <mc:Fallback>
             <w:pict>
-              <v:line w14:anchorId="3D1C9D2F" id="직선 연결선 5" o:spid="_x0000_s1026" style="position:absolute;left:0;text-align:left;z-index:251675648;visibility:visible;mso-wrap-style:square;mso-width-percent:0;mso-height-percent:0;mso-wrap-distance-left:9pt;mso-wrap-distance-top:0;mso-wrap-distance-right:9pt;mso-wrap-distance-bottom:0;mso-position-horizontal:absolute;mso-position-horizontal-relative:text;mso-position-vertical:absolute;mso-position-vertical-relative:text;mso-width-percent:0;mso-height-percent:0;mso-width-relative:margin;mso-height-relative:margin" from="767.25pt,6.9pt" to="767.25pt,439.65pt" o:gfxdata="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" strokecolor="black [3213]" strokeweight="2.25pt">
+              <v:line w14:anchorId="49F8BEF7" id="직선 연결선 5" o:spid="_x0000_s1026" style="position:absolute;left:0;text-align:left;z-index:251675648;visibility:visible;mso-wrap-style:square;mso-width-percent:0;mso-height-percent:0;mso-wrap-distance-left:9pt;mso-wrap-distance-top:0;mso-wrap-distance-right:9pt;mso-wrap-distance-bottom:0;mso-position-horizontal:absolute;mso-position-horizontal-relative:text;mso-position-vertical:absolute;mso-position-vertical-relative:text;mso-width-percent:0;mso-height-percent:0;mso-width-relative:margin;mso-height-relative:margin" from="767.25pt,6.9pt" to="767.25pt,439.65pt" o:gfxdata="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" strokecolor="black [3213]" strokeweight="2.25pt">
                 <v:stroke dashstyle="dash" opacity="32896f" joinstyle="miter"/>
               </v:line>
             </w:pict>
@@ -10497,7 +10768,7 @@
           </mc:Choice>
           <mc:Fallback>
             <w:pict>
-              <v:line w14:anchorId="11E14048" id="직선 연결선 5" o:spid="_x0000_s1026" style="position:absolute;left:0;text-align:left;z-index:251673600;visibility:visible;mso-wrap-style:square;mso-width-percent:0;mso-height-percent:0;mso-wrap-distance-left:9pt;mso-wrap-distance-top:0;mso-wrap-distance-right:9pt;mso-wrap-distance-bottom:0;mso-position-horizontal:absolute;mso-position-horizontal-relative:text;mso-position-vertical:absolute;mso-position-vertical-relative:text;mso-width-percent:0;mso-height-percent:0;mso-width-relative:margin;mso-height-relative:margin" from="565.5pt,6.9pt" to="565.5pt,439.65pt" o:gfxdata="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" strokecolor="black [3213]" strokeweight="2.25pt">
+              <v:line w14:anchorId="04490710" id="직선 연결선 5" o:spid="_x0000_s1026" style="position:absolute;left:0;text-align:left;z-index:251673600;visibility:visible;mso-wrap-style:square;mso-width-percent:0;mso-height-percent:0;mso-wrap-distance-left:9pt;mso-wrap-distance-top:0;mso-wrap-distance-right:9pt;mso-wrap-distance-bottom:0;mso-position-horizontal:absolute;mso-position-horizontal-relative:text;mso-position-vertical:absolute;mso-position-vertical-relative:text;mso-width-percent:0;mso-height-percent:0;mso-width-relative:margin;mso-height-relative:margin" from="565.5pt,6.9pt" to="565.5pt,439.65pt" o:gfxdata="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" strokecolor="black [3213]" strokeweight="2.25pt">
                 <v:stroke dashstyle="dash" opacity="32896f" joinstyle="miter"/>
               </v:line>
             </w:pict>
@@ -10576,7 +10847,7 @@
           </mc:Choice>
           <mc:Fallback>
             <w:pict>
-              <v:line w14:anchorId="40B8CDFC" id="직선 연결선 5" o:spid="_x0000_s1026" style="position:absolute;left:0;text-align:left;z-index:251671552;visibility:visible;mso-wrap-style:square;mso-width-percent:0;mso-height-percent:0;mso-wrap-distance-left:9pt;mso-wrap-distance-top:0;mso-wrap-distance-right:9pt;mso-wrap-distance-bottom:0;mso-position-horizontal:absolute;mso-position-horizontal-relative:text;mso-position-vertical:absolute;mso-position-vertical-relative:text;mso-width-percent:0;mso-height-percent:0;mso-width-relative:margin;mso-height-relative:margin" from="204.75pt,6.15pt" to="204.75pt,438.9pt" o:gfxdata="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" strokecolor="black [3213]" strokeweight="2.25pt">
+              <v:line w14:anchorId="0A9C4E6B" id="직선 연결선 5" o:spid="_x0000_s1026" style="position:absolute;left:0;text-align:left;z-index:251671552;visibility:visible;mso-wrap-style:square;mso-width-percent:0;mso-height-percent:0;mso-wrap-distance-left:9pt;mso-wrap-distance-top:0;mso-wrap-distance-right:9pt;mso-wrap-distance-bottom:0;mso-position-horizontal:absolute;mso-position-horizontal-relative:text;mso-position-vertical:absolute;mso-position-vertical-relative:text;mso-width-percent:0;mso-height-percent:0;mso-width-relative:margin;mso-height-relative:margin" from="204.75pt,6.15pt" to="204.75pt,438.9pt" o:gfxdata="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" strokecolor="black [3213]" strokeweight="2.25pt">
                 <v:stroke dashstyle="dash" opacity="32896f" joinstyle="miter"/>
               </v:line>
             </w:pict>
@@ -10655,7 +10926,7 @@
           </mc:Choice>
           <mc:Fallback>
             <w:pict>
-              <v:line w14:anchorId="4DCE4F17" id="직선 연결선 5" o:spid="_x0000_s1026" style="position:absolute;left:0;text-align:left;z-index:251669504;visibility:visible;mso-wrap-style:square;mso-width-percent:0;mso-height-percent:0;mso-wrap-distance-left:9pt;mso-wrap-distance-top:0;mso-wrap-distance-right:9pt;mso-wrap-distance-bottom:0;mso-position-horizontal:absolute;mso-position-horizontal-relative:text;mso-position-vertical:absolute;mso-position-vertical-relative:text;mso-width-percent:0;mso-height-percent:0;mso-width-relative:margin;mso-height-relative:margin" from="-3pt,6.95pt" to="-3pt,439.7pt" o:gfxdata="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" strokecolor="black [3213]" strokeweight="2.25pt">
+              <v:line w14:anchorId="533A6B59" id="직선 연결선 5" o:spid="_x0000_s1026" style="position:absolute;left:0;text-align:left;z-index:251669504;visibility:visible;mso-wrap-style:square;mso-width-percent:0;mso-height-percent:0;mso-wrap-distance-left:9pt;mso-wrap-distance-top:0;mso-wrap-distance-right:9pt;mso-wrap-distance-bottom:0;mso-position-horizontal:absolute;mso-position-horizontal-relative:text;mso-position-vertical:absolute;mso-position-vertical-relative:text;mso-width-percent:0;mso-height-percent:0;mso-width-relative:margin;mso-height-relative:margin" from="-3pt,6.95pt" to="-3pt,439.7pt" o:gfxdata="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" strokecolor="black [3213]" strokeweight="2.25pt">
                 <v:stroke dashstyle="dash" opacity="32896f" joinstyle="miter"/>
               </v:line>
             </w:pict>
@@ -11058,7 +11329,7 @@
       <w:pPr>
         <w:pStyle w:val="1"/>
       </w:pPr>
-      <w:bookmarkStart w:id="10" w:name="_Toc219389401"/>
+      <w:bookmarkStart w:id="11" w:name="_Toc223527322"/>
       <w:r>
         <w:rPr>
           <w:rFonts w:hint="eastAsia"/>
@@ -11066,13 +11337,13 @@
         <w:lastRenderedPageBreak/>
         <w:t>방어 2:</w:t>
       </w:r>
-      <w:bookmarkEnd w:id="10"/>
       <w:r>
         <w:rPr>
           <w:rFonts w:hint="eastAsia"/>
         </w:rPr>
         <w:t xml:space="preserve"> 흘리기</w:t>
       </w:r>
+      <w:bookmarkEnd w:id="11"/>
     </w:p>
     <w:p>
       <w:pPr>
@@ -11152,12 +11423,14 @@
       <w:pPr>
         <w:pStyle w:val="2"/>
       </w:pPr>
+      <w:bookmarkStart w:id="12" w:name="_Toc223527323"/>
       <w:r>
         <w:rPr>
           <w:rFonts w:hint="eastAsia"/>
         </w:rPr>
         <w:t>특징</w:t>
       </w:r>
+      <w:bookmarkEnd w:id="12"/>
     </w:p>
     <w:p>
       <w:pPr>
@@ -11293,12 +11566,14 @@
       <w:pPr>
         <w:pStyle w:val="2"/>
       </w:pPr>
+      <w:bookmarkStart w:id="13" w:name="_Toc223527324"/>
       <w:r>
         <w:rPr>
           <w:rFonts w:hint="eastAsia"/>
         </w:rPr>
         <w:t>테이블</w:t>
       </w:r>
+      <w:bookmarkEnd w:id="13"/>
     </w:p>
     <w:p>
       <w:pPr>
@@ -13718,12 +13993,14 @@
         <w:pStyle w:val="2"/>
         <w:keepNext/>
       </w:pPr>
+      <w:bookmarkStart w:id="14" w:name="_Toc223527325"/>
       <w:r>
         <w:rPr>
           <w:rFonts w:hint="eastAsia"/>
         </w:rPr>
         <w:t>시각자료</w:t>
       </w:r>
+      <w:bookmarkEnd w:id="14"/>
     </w:p>
     <w:tbl>
       <w:tblPr>
@@ -13892,6 +14169,7 @@
       <w:pPr>
         <w:pStyle w:val="2"/>
       </w:pPr>
+      <w:bookmarkStart w:id="15" w:name="_Toc223527326"/>
       <w:r>
         <w:rPr>
           <w:rFonts w:hint="eastAsia"/>
@@ -14387,6 +14665,7 @@
         </w:rPr>
         <w:t>방어 시퀀스</w:t>
       </w:r>
+      <w:bookmarkEnd w:id="15"/>
     </w:p>
     <w:p>
       <w:pPr>
@@ -14469,7 +14748,7 @@
           </mc:Choice>
           <mc:Fallback>
             <w:pict>
-              <v:line w14:anchorId="2D1BA318" id="직선 연결선 5" o:spid="_x0000_s1026" style="position:absolute;left:0;text-align:left;z-index:251725824;visibility:visible;mso-wrap-style:square;mso-width-percent:0;mso-height-percent:0;mso-wrap-distance-left:9pt;mso-wrap-distance-top:0;mso-wrap-distance-right:9pt;mso-wrap-distance-bottom:0;mso-position-horizontal:absolute;mso-position-horizontal-relative:text;mso-position-vertical:absolute;mso-position-vertical-relative:text;mso-width-percent:0;mso-height-percent:0;mso-width-relative:margin;mso-height-relative:margin" from="316.5pt,8.4pt" to="316.5pt,441.15pt" o:gfxdata="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" strokecolor="black [3213]" strokeweight="2.25pt">
+              <v:line w14:anchorId="561F6C4D" id="직선 연결선 5" o:spid="_x0000_s1026" style="position:absolute;left:0;text-align:left;z-index:251725824;visibility:visible;mso-wrap-style:square;mso-width-percent:0;mso-height-percent:0;mso-wrap-distance-left:9pt;mso-wrap-distance-top:0;mso-wrap-distance-right:9pt;mso-wrap-distance-bottom:0;mso-position-horizontal:absolute;mso-position-horizontal-relative:text;mso-position-vertical:absolute;mso-position-vertical-relative:text;mso-width-percent:0;mso-height-percent:0;mso-width-relative:margin;mso-height-relative:margin" from="316.5pt,8.4pt" to="316.5pt,441.15pt" o:gfxdata="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" strokecolor="black [3213]" strokeweight="2.25pt">
                 <v:stroke dashstyle="dash" opacity="32896f" joinstyle="miter"/>
               </v:line>
             </w:pict>
@@ -14548,7 +14827,7 @@
           </mc:Choice>
           <mc:Fallback>
             <w:pict>
-              <v:line w14:anchorId="6BEBE785" id="직선 연결선 5" o:spid="_x0000_s1026" style="position:absolute;left:0;text-align:left;z-index:251709440;visibility:visible;mso-wrap-style:square;mso-width-percent:0;mso-height-percent:0;mso-wrap-distance-left:9pt;mso-wrap-distance-top:0;mso-wrap-distance-right:9pt;mso-wrap-distance-bottom:0;mso-position-horizontal:absolute;mso-position-horizontal-relative:text;mso-position-vertical:absolute;mso-position-vertical-relative:text;mso-width-percent:0;mso-height-percent:0;mso-width-relative:margin;mso-height-relative:margin" from="5in,6.15pt" to="5in,438.9pt" o:gfxdata="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" strokecolor="black [3213]" strokeweight="2.25pt">
+              <v:line w14:anchorId="0BBC20F8" id="직선 연결선 5" o:spid="_x0000_s1026" style="position:absolute;left:0;text-align:left;z-index:251709440;visibility:visible;mso-wrap-style:square;mso-width-percent:0;mso-height-percent:0;mso-wrap-distance-left:9pt;mso-wrap-distance-top:0;mso-wrap-distance-right:9pt;mso-wrap-distance-bottom:0;mso-position-horizontal:absolute;mso-position-horizontal-relative:text;mso-position-vertical:absolute;mso-position-vertical-relative:text;mso-width-percent:0;mso-height-percent:0;mso-width-relative:margin;mso-height-relative:margin" from="5in,6.15pt" to="5in,438.9pt" o:gfxdata="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" strokecolor="black [3213]" strokeweight="2.25pt">
                 <v:stroke dashstyle="dash" opacity="32896f" joinstyle="miter"/>
               </v:line>
             </w:pict>
@@ -15002,7 +15281,7 @@
           </mc:Choice>
           <mc:Fallback>
             <w:pict>
-              <v:line w14:anchorId="70A043A5" id="직선 연결선 5" o:spid="_x0000_s1026" style="position:absolute;left:0;text-align:left;z-index:251710464;visibility:visible;mso-wrap-style:square;mso-width-percent:0;mso-height-percent:0;mso-wrap-distance-left:9pt;mso-wrap-distance-top:0;mso-wrap-distance-right:9pt;mso-wrap-distance-bottom:0;mso-position-horizontal:absolute;mso-position-horizontal-relative:text;mso-position-vertical:absolute;mso-position-vertical-relative:text;mso-width-percent:0;mso-height-percent:0;mso-width-relative:margin;mso-height-relative:margin" from="767.25pt,6.9pt" to="767.25pt,439.65pt" o:gfxdata="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" strokecolor="black [3213]" strokeweight="2.25pt">
+              <v:line w14:anchorId="34BDEBC3" id="직선 연결선 5" o:spid="_x0000_s1026" style="position:absolute;left:0;text-align:left;z-index:251710464;visibility:visible;mso-wrap-style:square;mso-width-percent:0;mso-height-percent:0;mso-wrap-distance-left:9pt;mso-wrap-distance-top:0;mso-wrap-distance-right:9pt;mso-wrap-distance-bottom:0;mso-position-horizontal:absolute;mso-position-horizontal-relative:text;mso-position-vertical:absolute;mso-position-vertical-relative:text;mso-width-percent:0;mso-height-percent:0;mso-width-relative:margin;mso-height-relative:margin" from="767.25pt,6.9pt" to="767.25pt,439.65pt" o:gfxdata="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" strokecolor="black [3213]" strokeweight="2.25pt">
                 <v:stroke dashstyle="dash" opacity="32896f" joinstyle="miter"/>
               </v:line>
             </w:pict>
@@ -15081,7 +15360,7 @@
           </mc:Choice>
           <mc:Fallback>
             <w:pict>
-              <v:line w14:anchorId="06B67C36" id="직선 연결선 5" o:spid="_x0000_s1026" style="position:absolute;left:0;text-align:left;z-index:251708416;visibility:visible;mso-wrap-style:square;mso-width-percent:0;mso-height-percent:0;mso-wrap-distance-left:9pt;mso-wrap-distance-top:0;mso-wrap-distance-right:9pt;mso-wrap-distance-bottom:0;mso-position-horizontal:absolute;mso-position-horizontal-relative:text;mso-position-vertical:absolute;mso-position-vertical-relative:text;mso-width-percent:0;mso-height-percent:0;mso-width-relative:margin;mso-height-relative:margin" from="204.75pt,6.15pt" to="204.75pt,438.9pt" o:gfxdata="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" strokecolor="black [3213]" strokeweight="2.25pt">
+              <v:line w14:anchorId="41E7F2D5" id="직선 연결선 5" o:spid="_x0000_s1026" style="position:absolute;left:0;text-align:left;z-index:251708416;visibility:visible;mso-wrap-style:square;mso-width-percent:0;mso-height-percent:0;mso-wrap-distance-left:9pt;mso-wrap-distance-top:0;mso-wrap-distance-right:9pt;mso-wrap-distance-bottom:0;mso-position-horizontal:absolute;mso-position-horizontal-relative:text;mso-position-vertical:absolute;mso-position-vertical-relative:text;mso-width-percent:0;mso-height-percent:0;mso-width-relative:margin;mso-height-relative:margin" from="204.75pt,6.15pt" to="204.75pt,438.9pt" o:gfxdata="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" strokecolor="black [3213]" strokeweight="2.25pt">
                 <v:stroke dashstyle="dash" opacity="32896f" joinstyle="miter"/>
               </v:line>
             </w:pict>
@@ -15160,7 +15439,7 @@
           </mc:Choice>
           <mc:Fallback>
             <w:pict>
-              <v:line w14:anchorId="1463F132" id="직선 연결선 5" o:spid="_x0000_s1026" style="position:absolute;left:0;text-align:left;z-index:251707392;visibility:visible;mso-wrap-style:square;mso-width-percent:0;mso-height-percent:0;mso-wrap-distance-left:9pt;mso-wrap-distance-top:0;mso-wrap-distance-right:9pt;mso-wrap-distance-bottom:0;mso-position-horizontal:absolute;mso-position-horizontal-relative:text;mso-position-vertical:absolute;mso-position-vertical-relative:text;mso-width-percent:0;mso-height-percent:0;mso-width-relative:margin;mso-height-relative:margin" from="-3pt,6.95pt" to="-3pt,439.7pt" o:gfxdata="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" strokecolor="black [3213]" strokeweight="2.25pt">
+              <v:line w14:anchorId="2D49EE2A" id="직선 연결선 5" o:spid="_x0000_s1026" style="position:absolute;left:0;text-align:left;z-index:251707392;visibility:visible;mso-wrap-style:square;mso-width-percent:0;mso-height-percent:0;mso-wrap-distance-left:9pt;mso-wrap-distance-top:0;mso-wrap-distance-right:9pt;mso-wrap-distance-bottom:0;mso-position-horizontal:absolute;mso-position-horizontal-relative:text;mso-position-vertical:absolute;mso-position-vertical-relative:text;mso-width-percent:0;mso-height-percent:0;mso-width-relative:margin;mso-height-relative:margin" from="-3pt,6.95pt" to="-3pt,439.7pt" o:gfxdata="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" strokecolor="black [3213]" strokeweight="2.25pt">
                 <v:stroke dashstyle="dash" opacity="32896f" joinstyle="miter"/>
               </v:line>
             </w:pict>
@@ -15364,7 +15643,6 @@
                             <w:pPr>
                               <w:jc w:val="center"/>
                               <w:rPr>
-                                <w:rFonts w:hint="eastAsia"/>
                                 <w:color w:val="000000" w:themeColor="text1"/>
                               </w:rPr>
                             </w:pPr>
@@ -15405,7 +15683,6 @@
                       <w:pPr>
                         <w:jc w:val="center"/>
                         <w:rPr>
-                          <w:rFonts w:hint="eastAsia"/>
                           <w:color w:val="000000" w:themeColor="text1"/>
                         </w:rPr>
                       </w:pPr>
@@ -15491,7 +15768,6 @@
                             <w:pPr>
                               <w:jc w:val="center"/>
                               <w:rPr>
-                                <w:rFonts w:hint="eastAsia"/>
                                 <w:color w:val="000000" w:themeColor="text1"/>
                               </w:rPr>
                             </w:pPr>
@@ -15546,7 +15822,6 @@
                       <w:pPr>
                         <w:jc w:val="center"/>
                         <w:rPr>
-                          <w:rFonts w:hint="eastAsia"/>
                           <w:color w:val="000000" w:themeColor="text1"/>
                         </w:rPr>
                       </w:pPr>
@@ -15646,7 +15921,6 @@
                             <w:pPr>
                               <w:jc w:val="center"/>
                               <w:rPr>
-                                <w:rFonts w:hint="eastAsia"/>
                                 <w:color w:val="000000" w:themeColor="text1"/>
                               </w:rPr>
                             </w:pPr>
@@ -15687,7 +15961,6 @@
                       <w:pPr>
                         <w:jc w:val="center"/>
                         <w:rPr>
-                          <w:rFonts w:hint="eastAsia"/>
                           <w:color w:val="000000" w:themeColor="text1"/>
                         </w:rPr>
                       </w:pPr>
@@ -15773,7 +16046,6 @@
                             <w:pPr>
                               <w:jc w:val="center"/>
                               <w:rPr>
-                                <w:rFonts w:hint="eastAsia"/>
                                 <w:color w:val="000000" w:themeColor="text1"/>
                               </w:rPr>
                             </w:pPr>
@@ -15814,7 +16086,6 @@
                       <w:pPr>
                         <w:jc w:val="center"/>
                         <w:rPr>
-                          <w:rFonts w:hint="eastAsia"/>
                           <w:color w:val="000000" w:themeColor="text1"/>
                         </w:rPr>
                       </w:pPr>
